--- a/_site/python/2021-12-13-10-metodos-de-machine-learning-para-regresion-con-python/index.docx
+++ b/_site/python/2021-12-13-10-metodos-de-machine-learning-para-regresion-con-python/index.docx
@@ -217,7 +217,7 @@
         <w:t xml:space="preserve">Palabras clave</w:t>
       </w:r>
       <w:r>
-        <w:t xml:space="preserve">: keyword1, keyword2</w:t>
+        <w:t xml:space="preserve">:</w:t>
       </w:r>
     </w:p>
     <w:p>
@@ -69022,6 +69022,33 @@
         <w:t xml:space="preserve">Applied Econometrics with Python</w:t>
       </w:r>
     </w:p>
+    <w:p>
+      <w:r>
+        <w:pict>
+          <v:rect style="width:0;height:1.5pt" o:hralign="center" o:hrstd="t" o:hr="t"/>
+        </w:pict>
+      </w:r>
+    </w:p>
+    <w:p>
+      <w:pPr>
+        <w:pStyle w:val="FirstParagraph"/>
+      </w:pPr>
+      <w:r>
+        <w:t xml:space="preserve">tipo: fragmento</w:t>
+      </w:r>
+      <w:r>
+        <w:t xml:space="preserve"> </w:t>
+      </w:r>
+      <w:r>
+        <w:t xml:space="preserve">titulo: texto de apertura del bloque «Publicaciones similares» (incluido en cada post)</w:t>
+      </w:r>
+      <w:r>
+        <w:t xml:space="preserve"> </w:t>
+      </w:r>
+      <w:r>
+        <w:t xml:space="preserve">—</w:t>
+      </w:r>
+    </w:p>
     <w:bookmarkEnd w:id="161"/>
     <w:bookmarkStart w:id="190" w:name="publicaciones-similares"/>
     <w:p>
@@ -69335,8 +69362,35 @@
       </w:hyperlink>
     </w:p>
     <w:p>
+      <w:r>
+        <w:pict>
+          <v:rect style="width:0;height:1.5pt" o:hralign="center" o:hrstd="t" o:hr="t"/>
+        </w:pict>
+      </w:r>
+    </w:p>
+    <w:p>
       <w:pPr>
         <w:pStyle w:val="FirstParagraph"/>
+      </w:pPr>
+      <w:r>
+        <w:t xml:space="preserve">tipo: fragmento</w:t>
+      </w:r>
+      <w:r>
+        <w:t xml:space="preserve"> </w:t>
+      </w:r>
+      <w:r>
+        <w:t xml:space="preserve">titulo: texto de cierre del bloque «Publicaciones similares» (incluido en cada post)</w:t>
+      </w:r>
+      <w:r>
+        <w:t xml:space="preserve"> </w:t>
+      </w:r>
+      <w:r>
+        <w:t xml:space="preserve">—</w:t>
+      </w:r>
+    </w:p>
+    <w:p>
+      <w:pPr>
+        <w:pStyle w:val="BodyText"/>
       </w:pPr>
       <w:r>
         <w:t xml:space="preserve">Esperamos que encuentres estas publicaciones igualmente interesantes y útiles. ¡Disfruta de la lectura!</w:t>

--- a/_site/python/2021-12-13-10-metodos-de-machine-learning-para-regresion-con-python/index.docx
+++ b/_site/python/2021-12-13-10-metodos-de-machine-learning-para-regresion-con-python/index.docx
@@ -69022,33 +69022,6 @@
         <w:t xml:space="preserve">Applied Econometrics with Python</w:t>
       </w:r>
     </w:p>
-    <w:p>
-      <w:r>
-        <w:pict>
-          <v:rect style="width:0;height:1.5pt" o:hralign="center" o:hrstd="t" o:hr="t"/>
-        </w:pict>
-      </w:r>
-    </w:p>
-    <w:p>
-      <w:pPr>
-        <w:pStyle w:val="FirstParagraph"/>
-      </w:pPr>
-      <w:r>
-        <w:t xml:space="preserve">tipo: fragmento</w:t>
-      </w:r>
-      <w:r>
-        <w:t xml:space="preserve"> </w:t>
-      </w:r>
-      <w:r>
-        <w:t xml:space="preserve">titulo: texto de apertura del bloque «Publicaciones similares» (incluido en cada post)</w:t>
-      </w:r>
-      <w:r>
-        <w:t xml:space="preserve"> </w:t>
-      </w:r>
-      <w:r>
-        <w:t xml:space="preserve">—</w:t>
-      </w:r>
-    </w:p>
     <w:bookmarkEnd w:id="161"/>
     <w:bookmarkStart w:id="190" w:name="publicaciones-similares"/>
     <w:p>
@@ -69362,35 +69335,8 @@
       </w:hyperlink>
     </w:p>
     <w:p>
-      <w:r>
-        <w:pict>
-          <v:rect style="width:0;height:1.5pt" o:hralign="center" o:hrstd="t" o:hr="t"/>
-        </w:pict>
-      </w:r>
-    </w:p>
-    <w:p>
       <w:pPr>
         <w:pStyle w:val="FirstParagraph"/>
-      </w:pPr>
-      <w:r>
-        <w:t xml:space="preserve">tipo: fragmento</w:t>
-      </w:r>
-      <w:r>
-        <w:t xml:space="preserve"> </w:t>
-      </w:r>
-      <w:r>
-        <w:t xml:space="preserve">titulo: texto de cierre del bloque «Publicaciones similares» (incluido en cada post)</w:t>
-      </w:r>
-      <w:r>
-        <w:t xml:space="preserve"> </w:t>
-      </w:r>
-      <w:r>
-        <w:t xml:space="preserve">—</w:t>
-      </w:r>
-    </w:p>
-    <w:p>
-      <w:pPr>
-        <w:pStyle w:val="BodyText"/>
       </w:pPr>
       <w:r>
         <w:t xml:space="preserve">Esperamos que encuentres estas publicaciones igualmente interesantes y útiles. ¡Disfruta de la lectura!</w:t>

--- a/_site/python/2021-12-13-10-metodos-de-machine-learning-para-regresion-con-python/index.docx
+++ b/_site/python/2021-12-13-10-metodos-de-machine-learning-para-regresion-con-python/index.docx
@@ -69023,7 +69023,7 @@
       </w:r>
     </w:p>
     <w:bookmarkEnd w:id="161"/>
-    <w:bookmarkStart w:id="190" w:name="publicaciones-similares"/>
+    <w:bookmarkStart w:id="188" w:name="publicaciones-similares"/>
     <w:p>
       <w:pPr>
         <w:pStyle w:val="Heading1"/>
@@ -69309,27 +69309,6 @@
           <w:rPr>
             <w:rStyle w:val="Hyperlink"/>
           </w:rPr>
-          <w:t xml:space="preserve">11 Validacion Cruzada Y Composicion Del Modelo Con Python</w:t>
-        </w:r>
-      </w:hyperlink>
-    </w:p>
-    <w:p>
-      <w:pPr>
-        <w:pStyle w:val="Compact"/>
-        <w:numPr>
-          <w:ilvl w:val="0"/>
-          <w:numId w:val="1111"/>
-        </w:numPr>
-      </w:pPr>
-      <w:hyperlink r:id="rId188"/>
-      <w:r>
-        <w:t xml:space="preserve"> </w:t>
-      </w:r>
-      <w:hyperlink r:id="rId189">
-        <w:r>
-          <w:rPr>
-            <w:rStyle w:val="Hyperlink"/>
-          </w:rPr>
           <w:t xml:space="preserve">Visualizacion De Datos Con Python</w:t>
         </w:r>
       </w:hyperlink>
@@ -69342,7 +69321,7 @@
         <w:t xml:space="preserve">Esperamos que encuentres estas publicaciones igualmente interesantes y útiles. ¡Disfruta de la lectura!</w:t>
       </w:r>
     </w:p>
-    <w:bookmarkEnd w:id="190"/>
+    <w:bookmarkEnd w:id="188"/>
     <w:sectPr>
       <w:headerReference r:id="rId8" w:type="even"/>
       <w:headerReference r:id="rId9" w:type="default"/>

--- a/_site/python/2021-12-13-10-metodos-de-machine-learning-para-regresion-con-python/index.docx
+++ b/_site/python/2021-12-13-10-metodos-de-machine-learning-para-regresion-con-python/index.docx
@@ -217,7 +217,7 @@
         <w:t xml:space="preserve">Palabras clave</w:t>
       </w:r>
       <w:r>
-        <w:t xml:space="preserve">:</w:t>
+        <w:t xml:space="preserve">: keyword1, keyword2</w:t>
       </w:r>
     </w:p>
     <w:p>
@@ -244,7 +244,7 @@
       </w:r>
     </w:p>
     <w:bookmarkEnd w:id="28"/>
-    <w:bookmarkStart w:id="33" w:name="la-regresión"/>
+    <w:bookmarkStart w:id="36" w:name="la-regresión"/>
     <w:p>
       <w:pPr>
         <w:pStyle w:val="Heading1"/>
@@ -720,6 +720,17 @@
           <w:rStyle w:val="NormalTok"/>
         </w:rPr>
         <w:t xml:space="preserve">)</w:t>
+      </w:r>
+    </w:p>
+    <w:p>
+      <w:pPr>
+        <w:pStyle w:val="SourceCode"/>
+      </w:pPr>
+      <w:r>
+        <w:rPr>
+          <w:rStyle w:val="VerbatimChar"/>
+        </w:rPr>
+        <w:t xml:space="preserve">Librerías importadas exitosamente</w:t>
       </w:r>
     </w:p>
     <w:bookmarkEnd w:id="29"/>
@@ -1021,7 +1032,7 @@
       </w:r>
     </w:p>
     <w:bookmarkEnd w:id="30"/>
-    <w:bookmarkStart w:id="31" w:name="generar-datos-de-ejemplo"/>
+    <w:bookmarkStart w:id="34" w:name="generar-datos-de-ejemplo"/>
     <w:p>
       <w:pPr>
         <w:pStyle w:val="Heading2"/>
@@ -2727,8 +2738,156 @@
         <w:t xml:space="preserve">)</w:t>
       </w:r>
     </w:p>
-    <w:bookmarkEnd w:id="31"/>
-    <w:bookmarkStart w:id="32" w:name="dividir-datos"/>
+    <w:p>
+      <w:pPr>
+        <w:pStyle w:val="SourceCode"/>
+      </w:pPr>
+      <w:r>
+        <w:rPr>
+          <w:rStyle w:val="VerbatimChar"/>
+        </w:rPr>
+        <w:t xml:space="preserve">DATOS GENERADOS</w:t>
+      </w:r>
+      <w:r>
+        <w:br/>
+      </w:r>
+      <w:r>
+        <w:rPr>
+          <w:rStyle w:val="VerbatimChar"/>
+        </w:rPr>
+        <w:t xml:space="preserve">======================================================================</w:t>
+      </w:r>
+      <w:r>
+        <w:br/>
+      </w:r>
+      <w:r>
+        <w:rPr>
+          <w:rStyle w:val="VerbatimChar"/>
+        </w:rPr>
+        <w:t xml:space="preserve">Número de observaciones: 200</w:t>
+      </w:r>
+      <w:r>
+        <w:br/>
+      </w:r>
+      <w:r>
+        <w:rPr>
+          <w:rStyle w:val="VerbatimChar"/>
+        </w:rPr>
+        <w:t xml:space="preserve">Número de características: 2</w:t>
+      </w:r>
+      <w:r>
+        <w:br/>
+      </w:r>
+      <w:r>
+        <w:br/>
+      </w:r>
+      <w:r>
+        <w:rPr>
+          <w:rStyle w:val="VerbatimChar"/>
+        </w:rPr>
+        <w:t xml:space="preserve">Coeficientes verdaderos:</w:t>
+      </w:r>
+      <w:r>
+        <w:br/>
+      </w:r>
+      <w:r>
+        <w:rPr>
+          <w:rStyle w:val="VerbatimChar"/>
+        </w:rPr>
+        <w:t xml:space="preserve">  Intercepto: 3.0</w:t>
+      </w:r>
+      <w:r>
+        <w:br/>
+      </w:r>
+      <w:r>
+        <w:rPr>
+          <w:rStyle w:val="VerbatimChar"/>
+        </w:rPr>
+        <w:t xml:space="preserve">  β₁: 2.0</w:t>
+      </w:r>
+      <w:r>
+        <w:br/>
+      </w:r>
+      <w:r>
+        <w:rPr>
+          <w:rStyle w:val="VerbatimChar"/>
+        </w:rPr>
+        <w:t xml:space="preserve">  β₂: -1.5</w:t>
+      </w:r>
+      <w:r>
+        <w:br/>
+      </w:r>
+      <w:r>
+        <w:br/>
+      </w:r>
+      <w:r>
+        <w:rPr>
+          <w:rStyle w:val="VerbatimChar"/>
+        </w:rPr>
+        <w:t xml:space="preserve">Modelo verdadero: Y = 3.0 + 2.0*X₁ + -1.5*X₂ + ε</w:t>
+      </w:r>
+      <w:r>
+        <w:br/>
+      </w:r>
+      <w:r>
+        <w:br/>
+      </w:r>
+      <w:r>
+        <w:rPr>
+          <w:rStyle w:val="VerbatimChar"/>
+        </w:rPr>
+        <w:t xml:space="preserve">Gráfico guardado como 'datos_regresion.png'</w:t>
+      </w:r>
+    </w:p>
+    <w:p>
+      <w:pPr>
+        <w:pStyle w:val="FirstParagraph"/>
+      </w:pPr>
+      <w:r>
+        <w:drawing>
+          <wp:inline>
+            <wp:extent cx="5943600" cy="2094071"/>
+            <wp:effectExtent b="0" l="0" r="0" t="0"/>
+            <wp:docPr descr="" title="" id="32" name="Picture"/>
+            <a:graphic>
+              <a:graphicData uri="http://schemas.openxmlformats.org/drawingml/2006/picture">
+                <pic:pic>
+                  <pic:nvPicPr>
+                    <pic:cNvPr descr="index_files/figure-docx/cell-3-output-2.png" id="33" name="Picture"/>
+                    <pic:cNvPicPr>
+                      <a:picLocks noChangeArrowheads="1" noChangeAspect="1"/>
+                    </pic:cNvPicPr>
+                  </pic:nvPicPr>
+                  <pic:blipFill>
+                    <a:blip r:embed="rId31"/>
+                    <a:stretch>
+                      <a:fillRect/>
+                    </a:stretch>
+                  </pic:blipFill>
+                  <pic:spPr bwMode="auto">
+                    <a:xfrm>
+                      <a:off x="0" y="0"/>
+                      <a:ext cx="5943600" cy="2094071"/>
+                    </a:xfrm>
+                    <a:prstGeom prst="rect">
+                      <a:avLst/>
+                    </a:prstGeom>
+                    <a:noFill/>
+                    <a:ln w="9525">
+                      <a:noFill/>
+                      <a:headEnd/>
+                      <a:tailEnd/>
+                    </a:ln>
+                  </pic:spPr>
+                </pic:pic>
+              </a:graphicData>
+            </a:graphic>
+          </wp:inline>
+        </w:drawing>
+      </w:r>
+    </w:p>
+    <w:bookmarkEnd w:id="34"/>
+    <w:bookmarkStart w:id="35" w:name="dividir-datos"/>
     <w:p>
       <w:pPr>
         <w:pStyle w:val="Heading2"/>
@@ -2973,9 +3132,41 @@
         <w:t xml:space="preserve">)</w:t>
       </w:r>
     </w:p>
-    <w:bookmarkEnd w:id="32"/>
-    <w:bookmarkEnd w:id="33"/>
-    <w:bookmarkStart w:id="48" w:name="mínimos-cuadrados-ordinarios-ols"/>
+    <w:p>
+      <w:pPr>
+        <w:pStyle w:val="SourceCode"/>
+      </w:pPr>
+      <w:r>
+        <w:br/>
+      </w:r>
+      <w:r>
+        <w:rPr>
+          <w:rStyle w:val="VerbatimChar"/>
+        </w:rPr>
+        <w:t xml:space="preserve">División de datos:</w:t>
+      </w:r>
+      <w:r>
+        <w:br/>
+      </w:r>
+      <w:r>
+        <w:rPr>
+          <w:rStyle w:val="VerbatimChar"/>
+        </w:rPr>
+        <w:t xml:space="preserve">  Entrenamiento: 140 observaciones</w:t>
+      </w:r>
+      <w:r>
+        <w:br/>
+      </w:r>
+      <w:r>
+        <w:rPr>
+          <w:rStyle w:val="VerbatimChar"/>
+        </w:rPr>
+        <w:t xml:space="preserve">  Prueba: 60 observaciones</w:t>
+      </w:r>
+    </w:p>
+    <w:bookmarkEnd w:id="35"/>
+    <w:bookmarkEnd w:id="36"/>
+    <w:bookmarkStart w:id="57" w:name="mínimos-cuadrados-ordinarios-ols"/>
     <w:p>
       <w:pPr>
         <w:pStyle w:val="Heading1"/>
@@ -2984,7 +3175,7 @@
         <w:t xml:space="preserve">2. Mínimos cuadrados ordinarios (OLS)</w:t>
       </w:r>
     </w:p>
-    <w:bookmarkStart w:id="44" w:name="fundamento-matemático"/>
+    <w:bookmarkStart w:id="47" w:name="fundamento-matemático"/>
     <w:p>
       <w:pPr>
         <w:pStyle w:val="Heading2"/>
@@ -3001,7 +3192,7 @@
         <w:t xml:space="preserve">El método de Mínimos Cuadrados Ordinarios (Ordinary Least Squares, OLS) es el método más fundamental y ampliamente utilizado en econometría y análisis de regresión. Fue desarrollado por Carl Friedrich Gauss a principios del siglo XIX y constituye la base para muchos métodos estadísticos modernos.</w:t>
       </w:r>
     </w:p>
-    <w:bookmarkStart w:id="34" w:name="especificación-del-modelo"/>
+    <w:bookmarkStart w:id="37" w:name="especificación-del-modelo"/>
     <w:p>
       <w:pPr>
         <w:pStyle w:val="Heading3"/>
@@ -3768,8 +3959,8 @@
         <w:t xml:space="preserve">de errores</w:t>
       </w:r>
     </w:p>
-    <w:bookmarkEnd w:id="34"/>
-    <w:bookmarkStart w:id="35" w:name="función-objetivo"/>
+    <w:bookmarkEnd w:id="37"/>
+    <w:bookmarkStart w:id="38" w:name="función-objetivo"/>
     <w:p>
       <w:pPr>
         <w:pStyle w:val="Heading3"/>
@@ -4445,8 +4636,8 @@
         </m:oMath>
       </m:oMathPara>
     </w:p>
-    <w:bookmarkEnd w:id="35"/>
-    <w:bookmarkStart w:id="36" w:name="derivación-de-la-solución"/>
+    <w:bookmarkEnd w:id="38"/>
+    <w:bookmarkStart w:id="39" w:name="derivación-de-la-solución"/>
     <w:p>
       <w:pPr>
         <w:pStyle w:val="Heading3"/>
@@ -4901,8 +5092,8 @@
         <w:t xml:space="preserve">.</w:t>
       </w:r>
     </w:p>
-    <w:bookmarkEnd w:id="36"/>
-    <w:bookmarkStart w:id="37" w:name="propiedades-del-estimador-ols"/>
+    <w:bookmarkEnd w:id="39"/>
+    <w:bookmarkStart w:id="40" w:name="propiedades-del-estimador-ols"/>
     <w:p>
       <w:pPr>
         <w:pStyle w:val="Heading3"/>
@@ -5293,8 +5484,8 @@
         </m:oMath>
       </m:oMathPara>
     </w:p>
-    <w:bookmarkEnd w:id="37"/>
-    <w:bookmarkStart w:id="38" w:name="matriz-de-varianzas-covarianzas"/>
+    <w:bookmarkEnd w:id="40"/>
+    <w:bookmarkStart w:id="41" w:name="matriz-de-varianzas-covarianzas"/>
     <w:p>
       <w:pPr>
         <w:pStyle w:val="Heading3"/>
@@ -5764,8 +5955,8 @@
         <w:t xml:space="preserve">.</w:t>
       </w:r>
     </w:p>
-    <w:bookmarkEnd w:id="38"/>
-    <w:bookmarkStart w:id="39" w:name="X6e60cdebf7e6eae8a80c124fcb97af33dd10fb1"/>
+    <w:bookmarkEnd w:id="41"/>
+    <w:bookmarkStart w:id="42" w:name="X6e60cdebf7e6eae8a80c124fcb97af33dd10fb1"/>
     <w:p>
       <w:pPr>
         <w:pStyle w:val="Heading3"/>
@@ -6693,8 +6884,8 @@
         <w:t xml:space="preserve">Este supuesto no es necesario para propiedades asintóticas pero permite realizar pruebas de hipótesis exactas en muestras pequeñas.</w:t>
       </w:r>
     </w:p>
-    <w:bookmarkEnd w:id="39"/>
-    <w:bookmarkStart w:id="40" w:name="ventajas-del-método-ols"/>
+    <w:bookmarkEnd w:id="42"/>
+    <w:bookmarkStart w:id="43" w:name="ventajas-del-método-ols"/>
     <w:p>
       <w:pPr>
         <w:pStyle w:val="Heading3"/>
@@ -6868,8 +7059,8 @@
         <w:t xml:space="preserve">: Permite construir intervalos de confianza y realizar pruebas de hipótesis sobre los coeficientes.</w:t>
       </w:r>
     </w:p>
-    <w:bookmarkEnd w:id="40"/>
-    <w:bookmarkStart w:id="41" w:name="limitaciones-del-método-ols"/>
+    <w:bookmarkEnd w:id="43"/>
+    <w:bookmarkStart w:id="44" w:name="limitaciones-del-método-ols"/>
     <w:p>
       <w:pPr>
         <w:pStyle w:val="Heading3"/>
@@ -7191,8 +7382,8 @@
         <w:t xml:space="preserve">, puede ajustar demasiado al ruido de los datos de entrenamiento, deteriorando la capacidad predictiva fuera de muestra.</w:t>
       </w:r>
     </w:p>
-    <w:bookmarkEnd w:id="41"/>
-    <w:bookmarkStart w:id="42" w:name="aplicaciones-en-economía"/>
+    <w:bookmarkEnd w:id="44"/>
+    <w:bookmarkStart w:id="45" w:name="aplicaciones-en-economía"/>
     <w:p>
       <w:pPr>
         <w:pStyle w:val="Heading3"/>
@@ -7323,8 +7514,8 @@
         <w:t xml:space="preserve">: Efectos de programas sociales o intervenciones</w:t>
       </w:r>
     </w:p>
-    <w:bookmarkEnd w:id="42"/>
-    <w:bookmarkStart w:id="43" w:name="consideraciones-computacionales"/>
+    <w:bookmarkEnd w:id="45"/>
+    <w:bookmarkStart w:id="46" w:name="consideraciones-computacionales"/>
     <w:p>
       <w:pPr>
         <w:pStyle w:val="Heading3"/>
@@ -7582,9 +7773,9 @@
         <w:t xml:space="preserve">utiliza descomposición SVD por defecto, lo que proporciona estabilidad numérica superior.</w:t>
       </w:r>
     </w:p>
-    <w:bookmarkEnd w:id="43"/>
-    <w:bookmarkEnd w:id="44"/>
-    <w:bookmarkStart w:id="45" w:name="implementación"/>
+    <w:bookmarkEnd w:id="46"/>
+    <w:bookmarkEnd w:id="47"/>
+    <w:bookmarkStart w:id="48" w:name="implementación"/>
     <w:p>
       <w:pPr>
         <w:pStyle w:val="Heading2"/>
@@ -8558,8 +8749,139 @@
         <w:t xml:space="preserve">)</w:t>
       </w:r>
     </w:p>
-    <w:bookmarkEnd w:id="45"/>
-    <w:bookmarkStart w:id="46" w:name="visualización-de-predicciones"/>
+    <w:p>
+      <w:pPr>
+        <w:pStyle w:val="SourceCode"/>
+      </w:pPr>
+      <w:r>
+        <w:br/>
+      </w:r>
+      <w:r>
+        <w:rPr>
+          <w:rStyle w:val="VerbatimChar"/>
+        </w:rPr>
+        <w:t xml:space="preserve">MODELO OLS ESTIMADO</w:t>
+      </w:r>
+      <w:r>
+        <w:br/>
+      </w:r>
+      <w:r>
+        <w:rPr>
+          <w:rStyle w:val="VerbatimChar"/>
+        </w:rPr>
+        <w:t xml:space="preserve">======================================================================</w:t>
+      </w:r>
+      <w:r>
+        <w:br/>
+      </w:r>
+      <w:r>
+        <w:rPr>
+          <w:rStyle w:val="VerbatimChar"/>
+        </w:rPr>
+        <w:t xml:space="preserve">Intercepto estimado: 2.8623</w:t>
+      </w:r>
+      <w:r>
+        <w:br/>
+      </w:r>
+      <w:r>
+        <w:rPr>
+          <w:rStyle w:val="VerbatimChar"/>
+        </w:rPr>
+        <w:t xml:space="preserve">  (Verdadero: 3.0)</w:t>
+      </w:r>
+      <w:r>
+        <w:br/>
+      </w:r>
+      <w:r>
+        <w:br/>
+      </w:r>
+      <w:r>
+        <w:rPr>
+          <w:rStyle w:val="VerbatimChar"/>
+        </w:rPr>
+        <w:t xml:space="preserve">Coeficientes estimados:</w:t>
+      </w:r>
+      <w:r>
+        <w:br/>
+      </w:r>
+      <w:r>
+        <w:rPr>
+          <w:rStyle w:val="VerbatimChar"/>
+        </w:rPr>
+        <w:t xml:space="preserve">  β₁: 2.1145 (Verdadero: 2.0)</w:t>
+      </w:r>
+      <w:r>
+        <w:br/>
+      </w:r>
+      <w:r>
+        <w:rPr>
+          <w:rStyle w:val="VerbatimChar"/>
+        </w:rPr>
+        <w:t xml:space="preserve">  β₂: -1.3336 (Verdadero: -1.5)</w:t>
+      </w:r>
+      <w:r>
+        <w:br/>
+      </w:r>
+      <w:r>
+        <w:br/>
+      </w:r>
+      <w:r>
+        <w:br/>
+      </w:r>
+      <w:r>
+        <w:rPr>
+          <w:rStyle w:val="VerbatimChar"/>
+        </w:rPr>
+        <w:t xml:space="preserve">PERFORMANCE DEL MODELO</w:t>
+      </w:r>
+      <w:r>
+        <w:br/>
+      </w:r>
+      <w:r>
+        <w:rPr>
+          <w:rStyle w:val="VerbatimChar"/>
+        </w:rPr>
+        <w:t xml:space="preserve">======================================================================</w:t>
+      </w:r>
+      <w:r>
+        <w:br/>
+      </w:r>
+      <w:r>
+        <w:rPr>
+          <w:rStyle w:val="VerbatimChar"/>
+        </w:rPr>
+        <w:t xml:space="preserve">R² Train: 0.8619</w:t>
+      </w:r>
+      <w:r>
+        <w:br/>
+      </w:r>
+      <w:r>
+        <w:rPr>
+          <w:rStyle w:val="VerbatimChar"/>
+        </w:rPr>
+        <w:t xml:space="preserve">R² Test:  0.8480</w:t>
+      </w:r>
+      <w:r>
+        <w:br/>
+      </w:r>
+      <w:r>
+        <w:rPr>
+          <w:rStyle w:val="VerbatimChar"/>
+        </w:rPr>
+        <w:t xml:space="preserve">MSE Train: 0.9534</w:t>
+      </w:r>
+      <w:r>
+        <w:br/>
+      </w:r>
+      <w:r>
+        <w:rPr>
+          <w:rStyle w:val="VerbatimChar"/>
+        </w:rPr>
+        <w:t xml:space="preserve">MSE Test:  1.0902</w:t>
+      </w:r>
+    </w:p>
+    <w:bookmarkEnd w:id="48"/>
+    <w:bookmarkStart w:id="52" w:name="visualización-de-predicciones"/>
     <w:p>
       <w:pPr>
         <w:pStyle w:val="Heading2"/>
@@ -9584,8 +9906,69 @@
         <w:t xml:space="preserve">)</w:t>
       </w:r>
     </w:p>
-    <w:bookmarkEnd w:id="46"/>
-    <w:bookmarkStart w:id="47" w:name="análisis-de-residuos"/>
+    <w:p>
+      <w:pPr>
+        <w:pStyle w:val="SourceCode"/>
+      </w:pPr>
+      <w:r>
+        <w:br/>
+      </w:r>
+      <w:r>
+        <w:rPr>
+          <w:rStyle w:val="VerbatimChar"/>
+        </w:rPr>
+        <w:t xml:space="preserve">Gráfico guardado como 'ols_predictions.png'</w:t>
+      </w:r>
+    </w:p>
+    <w:p>
+      <w:pPr>
+        <w:pStyle w:val="FirstParagraph"/>
+      </w:pPr>
+      <w:r>
+        <w:drawing>
+          <wp:inline>
+            <wp:extent cx="5943600" cy="2094071"/>
+            <wp:effectExtent b="0" l="0" r="0" t="0"/>
+            <wp:docPr descr="" title="" id="50" name="Picture"/>
+            <a:graphic>
+              <a:graphicData uri="http://schemas.openxmlformats.org/drawingml/2006/picture">
+                <pic:pic>
+                  <pic:nvPicPr>
+                    <pic:cNvPr descr="index_files/figure-docx/cell-6-output-2.png" id="51" name="Picture"/>
+                    <pic:cNvPicPr>
+                      <a:picLocks noChangeArrowheads="1" noChangeAspect="1"/>
+                    </pic:cNvPicPr>
+                  </pic:nvPicPr>
+                  <pic:blipFill>
+                    <a:blip r:embed="rId49"/>
+                    <a:stretch>
+                      <a:fillRect/>
+                    </a:stretch>
+                  </pic:blipFill>
+                  <pic:spPr bwMode="auto">
+                    <a:xfrm>
+                      <a:off x="0" y="0"/>
+                      <a:ext cx="5943600" cy="2094071"/>
+                    </a:xfrm>
+                    <a:prstGeom prst="rect">
+                      <a:avLst/>
+                    </a:prstGeom>
+                    <a:noFill/>
+                    <a:ln w="9525">
+                      <a:noFill/>
+                      <a:headEnd/>
+                      <a:tailEnd/>
+                    </a:ln>
+                  </pic:spPr>
+                </pic:pic>
+              </a:graphicData>
+            </a:graphic>
+          </wp:inline>
+        </w:drawing>
+      </w:r>
+    </w:p>
+    <w:bookmarkEnd w:id="52"/>
+    <w:bookmarkStart w:id="56" w:name="análisis-de-residuos"/>
     <w:p>
       <w:pPr>
         <w:pStyle w:val="Heading2"/>
@@ -11228,9 +11611,67 @@
         <w:t xml:space="preserve">)</w:t>
       </w:r>
     </w:p>
-    <w:bookmarkEnd w:id="47"/>
-    <w:bookmarkEnd w:id="48"/>
-    <w:bookmarkStart w:id="64" w:name="regresión-ridge"/>
+    <w:p>
+      <w:pPr>
+        <w:pStyle w:val="SourceCode"/>
+      </w:pPr>
+      <w:r>
+        <w:rPr>
+          <w:rStyle w:val="VerbatimChar"/>
+        </w:rPr>
+        <w:t xml:space="preserve">Gráficos de diagnóstico guardados como 'ols_diagnostics.png'</w:t>
+      </w:r>
+    </w:p>
+    <w:p>
+      <w:pPr>
+        <w:pStyle w:val="FirstParagraph"/>
+      </w:pPr>
+      <w:r>
+        <w:drawing>
+          <wp:inline>
+            <wp:extent cx="5943600" cy="4232698"/>
+            <wp:effectExtent b="0" l="0" r="0" t="0"/>
+            <wp:docPr descr="" title="" id="54" name="Picture"/>
+            <a:graphic>
+              <a:graphicData uri="http://schemas.openxmlformats.org/drawingml/2006/picture">
+                <pic:pic>
+                  <pic:nvPicPr>
+                    <pic:cNvPr descr="index_files/figure-docx/cell-7-output-2.png" id="55" name="Picture"/>
+                    <pic:cNvPicPr>
+                      <a:picLocks noChangeArrowheads="1" noChangeAspect="1"/>
+                    </pic:cNvPicPr>
+                  </pic:nvPicPr>
+                  <pic:blipFill>
+                    <a:blip r:embed="rId53"/>
+                    <a:stretch>
+                      <a:fillRect/>
+                    </a:stretch>
+                  </pic:blipFill>
+                  <pic:spPr bwMode="auto">
+                    <a:xfrm>
+                      <a:off x="0" y="0"/>
+                      <a:ext cx="5943600" cy="4232698"/>
+                    </a:xfrm>
+                    <a:prstGeom prst="rect">
+                      <a:avLst/>
+                    </a:prstGeom>
+                    <a:noFill/>
+                    <a:ln w="9525">
+                      <a:noFill/>
+                      <a:headEnd/>
+                      <a:tailEnd/>
+                    </a:ln>
+                  </pic:spPr>
+                </pic:pic>
+              </a:graphicData>
+            </a:graphic>
+          </wp:inline>
+        </w:drawing>
+      </w:r>
+    </w:p>
+    <w:bookmarkEnd w:id="56"/>
+    <w:bookmarkEnd w:id="57"/>
+    <w:bookmarkStart w:id="76" w:name="regresión-ridge"/>
     <w:p>
       <w:pPr>
         <w:pStyle w:val="Heading1"/>
@@ -11239,7 +11680,7 @@
         <w:t xml:space="preserve">3. Regresión Ridge</w:t>
       </w:r>
     </w:p>
-    <w:bookmarkStart w:id="61" w:name="fundamento-matemático-1"/>
+    <w:bookmarkStart w:id="70" w:name="fundamento-matemático-1"/>
     <w:p>
       <w:pPr>
         <w:pStyle w:val="Heading2"/>
@@ -11256,7 +11697,7 @@
         <w:t xml:space="preserve">La regresión Ridge, también conocida como regularización L2 o regresión de cresta, fue propuesta por Hoerl y Kennard (1970) como una solución al problema de multicolinealidad en regresión lineal. Este método introduce una penalización sobre la magnitud de los coeficientes para estabilizar las estimaciones.</w:t>
       </w:r>
     </w:p>
-    <w:bookmarkStart w:id="49" w:name="especificación-del-problema"/>
+    <w:bookmarkStart w:id="58" w:name="especificación-del-problema"/>
     <w:p>
       <w:pPr>
         <w:pStyle w:val="Heading3"/>
@@ -12164,8 +12605,8 @@
         <w:t xml:space="preserve">. Esto se debe a que el intercepto simplemente centra los datos y no debería ser objeto de regularización.</w:t>
       </w:r>
     </w:p>
-    <w:bookmarkEnd w:id="49"/>
-    <w:bookmarkStart w:id="50" w:name="derivación-de-la-solución-1"/>
+    <w:bookmarkEnd w:id="58"/>
+    <w:bookmarkStart w:id="59" w:name="derivación-de-la-solución-1"/>
     <w:p>
       <w:pPr>
         <w:pStyle w:val="Heading3"/>
@@ -12738,8 +13179,8 @@
         <w:t xml:space="preserve">.</w:t>
       </w:r>
     </w:p>
-    <w:bookmarkEnd w:id="50"/>
-    <w:bookmarkStart w:id="51" w:name="interpretación-geométrica"/>
+    <w:bookmarkEnd w:id="59"/>
+    <w:bookmarkStart w:id="60" w:name="interpretación-geométrica"/>
     <w:p>
       <w:pPr>
         <w:pStyle w:val="Heading3"/>
@@ -12837,8 +13278,8 @@
         <w:t xml:space="preserve">es singular o casi singular (problema de multicolinealidad).</w:t>
       </w:r>
     </w:p>
-    <w:bookmarkEnd w:id="51"/>
-    <w:bookmarkStart w:id="52" w:name="efecto-del-parámetro-de-regularización-α"/>
+    <w:bookmarkEnd w:id="60"/>
+    <w:bookmarkStart w:id="61" w:name="efecto-del-parámetro-de-regularización-α"/>
     <w:p>
       <w:pPr>
         <w:pStyle w:val="Heading3"/>
@@ -13179,8 +13620,8 @@
         <w:t xml:space="preserve">(shrinkage) hacia cero, pero nunca alcanzan exactamente cero.</w:t>
       </w:r>
     </w:p>
-    <w:bookmarkEnd w:id="52"/>
-    <w:bookmarkStart w:id="53" w:name="propiedades-del-estimador-ridge"/>
+    <w:bookmarkEnd w:id="61"/>
+    <w:bookmarkStart w:id="62" w:name="propiedades-del-estimador-ridge"/>
     <w:p>
       <w:pPr>
         <w:pStyle w:val="Heading3"/>
@@ -14109,8 +14550,8 @@
         <w:t xml:space="preserve">Aunque Ridge introduce sesgo, la reducción en varianza puede ser suficiente para que el MSE total sea menor que el de OLS, especialmente en presencia de multicolinealidad.</w:t>
       </w:r>
     </w:p>
-    <w:bookmarkEnd w:id="53"/>
-    <w:bookmarkStart w:id="54" w:name="trade-off-sesgo-varianza"/>
+    <w:bookmarkEnd w:id="62"/>
+    <w:bookmarkStart w:id="63" w:name="trade-off-sesgo-varianza"/>
     <w:p>
       <w:pPr>
         <w:pStyle w:val="Heading3"/>
@@ -14360,8 +14801,8 @@
         <w:t xml:space="preserve">Este valor óptimo se determina típicamente mediante validación cruzada.</w:t>
       </w:r>
     </w:p>
-    <w:bookmarkEnd w:id="54"/>
-    <w:bookmarkStart w:id="55" w:name="interpretación-bayesiana"/>
+    <w:bookmarkEnd w:id="63"/>
+    <w:bookmarkStart w:id="64" w:name="interpretación-bayesiana"/>
     <w:p>
       <w:pPr>
         <w:pStyle w:val="Heading3"/>
@@ -14507,8 +14948,8 @@
         <w:t xml:space="preserve">La penalización L2 corresponde al logaritmo negativo de esta distribución a priori.</w:t>
       </w:r>
     </w:p>
-    <w:bookmarkEnd w:id="55"/>
-    <w:bookmarkStart w:id="56" w:name="ventajas-de-la-regresión-ridge"/>
+    <w:bookmarkEnd w:id="64"/>
+    <w:bookmarkStart w:id="65" w:name="ventajas-de-la-regresión-ridge"/>
     <w:p>
       <w:pPr>
         <w:pStyle w:val="Heading3"/>
@@ -14758,8 +15199,8 @@
         <w:t xml:space="preserve">: Cuando hay grupos de variables correlacionadas, Ridge tiende a asignarles coeficientes similares, lo cual puede ser deseable en ciertos contextos económicos.</w:t>
       </w:r>
     </w:p>
-    <w:bookmarkEnd w:id="56"/>
-    <w:bookmarkStart w:id="57" w:name="limitaciones-de-la-regresión-ridge"/>
+    <w:bookmarkEnd w:id="65"/>
+    <w:bookmarkStart w:id="66" w:name="limitaciones-de-la-regresión-ridge"/>
     <w:p>
       <w:pPr>
         <w:pStyle w:val="Heading3"/>
@@ -14872,8 +15313,8 @@
         <w:t xml:space="preserve">: Los resultados dependen de la escala de las variables, por lo que es esencial estandarizar las variables antes de aplicar Ridge.</w:t>
       </w:r>
     </w:p>
-    <w:bookmarkEnd w:id="57"/>
-    <w:bookmarkStart w:id="58" w:name="estandarización-de-variables"/>
+    <w:bookmarkEnd w:id="66"/>
+    <w:bookmarkStart w:id="67" w:name="estandarización-de-variables"/>
     <w:p>
       <w:pPr>
         <w:pStyle w:val="Heading3"/>
@@ -15063,8 +15504,8 @@
         <w:t xml:space="preserve">. Esto asegura que todas las variables contribuyan equitativamente a la penalización.</w:t>
       </w:r>
     </w:p>
-    <w:bookmarkEnd w:id="58"/>
-    <w:bookmarkStart w:id="59" w:name="aplicaciones-en-economía-1"/>
+    <w:bookmarkEnd w:id="67"/>
+    <w:bookmarkStart w:id="68" w:name="aplicaciones-en-economía-1"/>
     <w:p>
       <w:pPr>
         <w:pStyle w:val="Heading3"/>
@@ -15189,8 +15630,8 @@
         <w:t xml:space="preserve">: Cuando se incluyen muchos predictores potencialmente relevantes y correlacionados</w:t>
       </w:r>
     </w:p>
-    <w:bookmarkEnd w:id="59"/>
-    <w:bookmarkStart w:id="60" w:name="X0549aadbe0dc199ca80f23e2219042fe94aff88"/>
+    <w:bookmarkEnd w:id="68"/>
+    <w:bookmarkStart w:id="69" w:name="X0549aadbe0dc199ca80f23e2219042fe94aff88"/>
     <w:p>
       <w:pPr>
         <w:pStyle w:val="Heading3"/>
@@ -15492,9 +15933,9 @@
         <w:t xml:space="preserve">es el error cuadrático medio en el k-ésimo fold.</w:t>
       </w:r>
     </w:p>
-    <w:bookmarkEnd w:id="60"/>
-    <w:bookmarkEnd w:id="61"/>
-    <w:bookmarkStart w:id="62" w:name="implementación-1"/>
+    <w:bookmarkEnd w:id="69"/>
+    <w:bookmarkEnd w:id="70"/>
+    <w:bookmarkStart w:id="71" w:name="implementación-1"/>
     <w:p>
       <w:pPr>
         <w:pStyle w:val="Heading2"/>
@@ -16492,8 +16933,112 @@
         <w:t xml:space="preserve"> pd.DataFrame(resultados_ridge)</w:t>
       </w:r>
     </w:p>
-    <w:bookmarkEnd w:id="62"/>
-    <w:bookmarkStart w:id="63" w:name="Xf0a1e12146bc2ac2bf660a083f0146d9b3fe397"/>
+    <w:p>
+      <w:pPr>
+        <w:pStyle w:val="SourceCode"/>
+      </w:pPr>
+      <w:r>
+        <w:br/>
+      </w:r>
+      <w:r>
+        <w:rPr>
+          <w:rStyle w:val="VerbatimChar"/>
+        </w:rPr>
+        <w:t xml:space="preserve">REGRESIÓN RIDGE - EFECTO DE α</w:t>
+      </w:r>
+      <w:r>
+        <w:br/>
+      </w:r>
+      <w:r>
+        <w:rPr>
+          <w:rStyle w:val="VerbatimChar"/>
+        </w:rPr>
+        <w:t xml:space="preserve">======================================================================</w:t>
+      </w:r>
+      <w:r>
+        <w:br/>
+      </w:r>
+      <w:r>
+        <w:rPr>
+          <w:rStyle w:val="VerbatimChar"/>
+        </w:rPr>
+        <w:t xml:space="preserve">α          β₁           β₂           R² Train     R² Test     </w:t>
+      </w:r>
+      <w:r>
+        <w:br/>
+      </w:r>
+      <w:r>
+        <w:rPr>
+          <w:rStyle w:val="VerbatimChar"/>
+        </w:rPr>
+        <w:t xml:space="preserve">----------------------------------------------------------------------</w:t>
+      </w:r>
+      <w:r>
+        <w:br/>
+      </w:r>
+      <w:r>
+        <w:rPr>
+          <w:rStyle w:val="VerbatimChar"/>
+        </w:rPr>
+        <w:t xml:space="preserve">0.001      2.1145       -1.3336      0.8619       0.8480      </w:t>
+      </w:r>
+      <w:r>
+        <w:br/>
+      </w:r>
+      <w:r>
+        <w:rPr>
+          <w:rStyle w:val="VerbatimChar"/>
+        </w:rPr>
+        <w:t xml:space="preserve">0.010      2.1143       -1.3335      0.8619       0.8480      </w:t>
+      </w:r>
+      <w:r>
+        <w:br/>
+      </w:r>
+      <w:r>
+        <w:rPr>
+          <w:rStyle w:val="VerbatimChar"/>
+        </w:rPr>
+        <w:t xml:space="preserve">0.100      2.1129       -1.3326      0.8619       0.8480      </w:t>
+      </w:r>
+      <w:r>
+        <w:br/>
+      </w:r>
+      <w:r>
+        <w:rPr>
+          <w:rStyle w:val="VerbatimChar"/>
+        </w:rPr>
+        <w:t xml:space="preserve">1.000      2.0986       -1.3239      0.8619       0.8476      </w:t>
+      </w:r>
+      <w:r>
+        <w:br/>
+      </w:r>
+      <w:r>
+        <w:rPr>
+          <w:rStyle w:val="VerbatimChar"/>
+        </w:rPr>
+        <w:t xml:space="preserve">10.000     1.9659       -1.2421      0.8577       0.8407      </w:t>
+      </w:r>
+      <w:r>
+        <w:br/>
+      </w:r>
+      <w:r>
+        <w:rPr>
+          <w:rStyle w:val="VerbatimChar"/>
+        </w:rPr>
+        <w:t xml:space="preserve">100.000    1.2046       -0.7678      0.7036       0.6801      </w:t>
+      </w:r>
+      <w:r>
+        <w:br/>
+      </w:r>
+      <w:r>
+        <w:rPr>
+          <w:rStyle w:val="VerbatimChar"/>
+        </w:rPr>
+        <w:t xml:space="preserve">1000.000   0.2473       -0.1592      0.1909       0.1821      </w:t>
+      </w:r>
+    </w:p>
+    <w:bookmarkEnd w:id="71"/>
+    <w:bookmarkStart w:id="75" w:name="Xf0a1e12146bc2ac2bf660a083f0146d9b3fe397"/>
     <w:p>
       <w:pPr>
         <w:pStyle w:val="Heading2"/>
@@ -18016,9 +18561,91 @@
         <w:t xml:space="preserve">)</w:t>
       </w:r>
     </w:p>
-    <w:bookmarkEnd w:id="63"/>
-    <w:bookmarkEnd w:id="64"/>
-    <w:bookmarkStart w:id="83" w:name="regresión-lasso"/>
+    <w:p>
+      <w:pPr>
+        <w:pStyle w:val="SourceCode"/>
+      </w:pPr>
+      <w:r>
+        <w:br/>
+      </w:r>
+      <w:r>
+        <w:rPr>
+          <w:rStyle w:val="VerbatimChar"/>
+        </w:rPr>
+        <w:t xml:space="preserve">Gráfico guardado como 'ridge_regularization.png'</w:t>
+      </w:r>
+      <w:r>
+        <w:br/>
+      </w:r>
+      <w:r>
+        <w:br/>
+      </w:r>
+      <w:r>
+        <w:rPr>
+          <w:rStyle w:val="VerbatimChar"/>
+        </w:rPr>
+        <w:t xml:space="preserve">Mejor α: 0.001</w:t>
+      </w:r>
+      <w:r>
+        <w:br/>
+      </w:r>
+      <w:r>
+        <w:rPr>
+          <w:rStyle w:val="VerbatimChar"/>
+        </w:rPr>
+        <w:t xml:space="preserve">R² Test: 0.8480</w:t>
+      </w:r>
+    </w:p>
+    <w:p>
+      <w:pPr>
+        <w:pStyle w:val="FirstParagraph"/>
+      </w:pPr>
+      <w:r>
+        <w:drawing>
+          <wp:inline>
+            <wp:extent cx="5943600" cy="2094071"/>
+            <wp:effectExtent b="0" l="0" r="0" t="0"/>
+            <wp:docPr descr="" title="" id="73" name="Picture"/>
+            <a:graphic>
+              <a:graphicData uri="http://schemas.openxmlformats.org/drawingml/2006/picture">
+                <pic:pic>
+                  <pic:nvPicPr>
+                    <pic:cNvPr descr="index_files/figure-docx/cell-9-output-2.png" id="74" name="Picture"/>
+                    <pic:cNvPicPr>
+                      <a:picLocks noChangeArrowheads="1" noChangeAspect="1"/>
+                    </pic:cNvPicPr>
+                  </pic:nvPicPr>
+                  <pic:blipFill>
+                    <a:blip r:embed="rId72"/>
+                    <a:stretch>
+                      <a:fillRect/>
+                    </a:stretch>
+                  </pic:blipFill>
+                  <pic:spPr bwMode="auto">
+                    <a:xfrm>
+                      <a:off x="0" y="0"/>
+                      <a:ext cx="5943600" cy="2094071"/>
+                    </a:xfrm>
+                    <a:prstGeom prst="rect">
+                      <a:avLst/>
+                    </a:prstGeom>
+                    <a:noFill/>
+                    <a:ln w="9525">
+                      <a:noFill/>
+                      <a:headEnd/>
+                      <a:tailEnd/>
+                    </a:ln>
+                  </pic:spPr>
+                </pic:pic>
+              </a:graphicData>
+            </a:graphic>
+          </wp:inline>
+        </w:drawing>
+      </w:r>
+    </w:p>
+    <w:bookmarkEnd w:id="75"/>
+    <w:bookmarkEnd w:id="76"/>
+    <w:bookmarkStart w:id="98" w:name="regresión-lasso"/>
     <w:p>
       <w:pPr>
         <w:pStyle w:val="Heading1"/>
@@ -18027,7 +18654,7 @@
         <w:t xml:space="preserve">4. Regresión Lasso</w:t>
       </w:r>
     </w:p>
-    <w:bookmarkStart w:id="80" w:name="fundamento-matemático-2"/>
+    <w:bookmarkStart w:id="92" w:name="fundamento-matemático-2"/>
     <w:p>
       <w:pPr>
         <w:pStyle w:val="Heading2"/>
@@ -18044,7 +18671,7 @@
         <w:t xml:space="preserve">La regresión Lasso (Least Absolute Shrinkage and Selection Operator) fue introducida por Tibshirani (1996) como un método de regularización que simultáneamente realiza selección de variables y regularización de coeficientes. A diferencia de Ridge, Lasso puede reducir algunos coeficientes exactamente a cero, proporcionando modelos más interpretables y parsimoniosos.</w:t>
       </w:r>
     </w:p>
-    <w:bookmarkStart w:id="65" w:name="especificación-del-problema-1"/>
+    <w:bookmarkStart w:id="77" w:name="especificación-del-problema-1"/>
     <w:p>
       <w:pPr>
         <w:pStyle w:val="Heading3"/>
@@ -18909,8 +19536,8 @@
         <w:t xml:space="preserve">típicamente no se penaliza.</w:t>
       </w:r>
     </w:p>
-    <w:bookmarkEnd w:id="65"/>
-    <w:bookmarkStart w:id="66" w:name="diferencia-fundamental-con-ridge"/>
+    <w:bookmarkEnd w:id="77"/>
+    <w:bookmarkStart w:id="78" w:name="diferencia-fundamental-con-ridge"/>
     <w:p>
       <w:pPr>
         <w:pStyle w:val="Heading3"/>
@@ -19120,8 +19747,8 @@
         <w:t xml:space="preserve">La norma L1 es la suma de valores absolutos, mientras que la norma L2 es la suma de cuadrados. Esta diferencia aparentemente sutil tiene consecuencias profundas.</w:t>
       </w:r>
     </w:p>
-    <w:bookmarkEnd w:id="66"/>
-    <w:bookmarkStart w:id="67" w:name="solución-del-problema-lasso"/>
+    <w:bookmarkEnd w:id="78"/>
+    <w:bookmarkStart w:id="79" w:name="solución-del-problema-lasso"/>
     <w:p>
       <w:pPr>
         <w:pStyle w:val="Heading3"/>
@@ -19543,8 +20170,8 @@
         <w:t xml:space="preserve">Métodos de optimización convexa que explotan la estructura del problema.</w:t>
       </w:r>
     </w:p>
-    <w:bookmarkEnd w:id="67"/>
-    <w:bookmarkStart w:id="68" w:name="interpretación-geométrica-1"/>
+    <w:bookmarkEnd w:id="79"/>
+    <w:bookmarkStart w:id="80" w:name="interpretación-geométrica-1"/>
     <w:p>
       <w:pPr>
         <w:pStyle w:val="Heading3"/>
@@ -20106,8 +20733,8 @@
         <w:t xml:space="preserve">. Es más probable que las curvas de nivel de RSS toquen estas esquinas, lo que explica por qué Lasso produce coeficientes exactamente cero.</w:t>
       </w:r>
     </w:p>
-    <w:bookmarkEnd w:id="68"/>
-    <w:bookmarkStart w:id="69" w:name="propiedades-de-soft-thresholding"/>
+    <w:bookmarkEnd w:id="80"/>
+    <w:bookmarkStart w:id="81" w:name="propiedades-de-soft-thresholding"/>
     <w:p>
       <w:pPr>
         <w:pStyle w:val="Heading3"/>
@@ -20395,8 +21022,8 @@
         <w:t xml:space="preserve">3. Es la operación de proximidad para la norma L1</w:t>
       </w:r>
     </w:p>
-    <w:bookmarkEnd w:id="69"/>
-    <w:bookmarkStart w:id="70" w:name="efecto-del-parámetro-α"/>
+    <w:bookmarkEnd w:id="81"/>
+    <w:bookmarkStart w:id="82" w:name="efecto-del-parámetro-α"/>
     <w:p>
       <w:pPr>
         <w:pStyle w:val="Heading3"/>
@@ -20589,8 +21216,8 @@
         <w:t xml:space="preserve">Todos los coeficientes se reducen a cero.</w:t>
       </w:r>
     </w:p>
-    <w:bookmarkEnd w:id="70"/>
-    <w:bookmarkStart w:id="71" w:name="propiedades-del-estimador-lasso"/>
+    <w:bookmarkEnd w:id="82"/>
+    <w:bookmarkStart w:id="83" w:name="propiedades-del-estimador-lasso"/>
     <w:p>
       <w:pPr>
         <w:pStyle w:val="Heading3"/>
@@ -20904,8 +21531,8 @@
         <w:t xml:space="preserve">Este comportamiento puede ser indeseable si todas las variables correlacionadas son relevantes.</w:t>
       </w:r>
     </w:p>
-    <w:bookmarkEnd w:id="71"/>
-    <w:bookmarkStart w:id="72" w:name="comparación-ridge-vs-lasso"/>
+    <w:bookmarkEnd w:id="83"/>
+    <w:bookmarkStart w:id="84" w:name="comparación-ridge-vs-lasso"/>
     <w:p>
       <w:pPr>
         <w:pStyle w:val="Heading3"/>
@@ -21289,8 +21916,8 @@
         </w:tc>
       </w:tr>
     </w:tbl>
-    <w:bookmarkEnd w:id="72"/>
-    <w:bookmarkStart w:id="73" w:name="ventajas-de-la-regresión-lasso"/>
+    <w:bookmarkEnd w:id="84"/>
+    <w:bookmarkStart w:id="85" w:name="ventajas-de-la-regresión-lasso"/>
     <w:p>
       <w:pPr>
         <w:pStyle w:val="Heading3"/>
@@ -21436,8 +22063,8 @@
         <w:t xml:space="preserve">: Los algoritmos modernos (coordinate descent) son muy eficientes.</w:t>
       </w:r>
     </w:p>
-    <w:bookmarkEnd w:id="73"/>
-    <w:bookmarkStart w:id="74" w:name="limitaciones-de-la-regresión-lasso"/>
+    <w:bookmarkEnd w:id="85"/>
+    <w:bookmarkStart w:id="86" w:name="limitaciones-de-la-regresión-lasso"/>
     <w:p>
       <w:pPr>
         <w:pStyle w:val="Heading3"/>
@@ -21588,8 +22215,8 @@
         <w:t xml:space="preserve">: Requiere validación cruzada, añadiendo complejidad computacional.</w:t>
       </w:r>
     </w:p>
-    <w:bookmarkEnd w:id="74"/>
-    <w:bookmarkStart w:id="75" w:name="interpretación-bayesiana-1"/>
+    <w:bookmarkEnd w:id="86"/>
+    <w:bookmarkStart w:id="87" w:name="interpretación-bayesiana-1"/>
     <w:p>
       <w:pPr>
         <w:pStyle w:val="Heading3"/>
@@ -21776,8 +22403,8 @@
         <w:t xml:space="preserve">. Esta distribución tiene más masa de probabilidad en cero que la distribución gaussiana (a priori de Ridge), explicando por qué Lasso produce más coeficientes exactamente cero.</w:t>
       </w:r>
     </w:p>
-    <w:bookmarkEnd w:id="75"/>
-    <w:bookmarkStart w:id="76" w:name="estandarización-de-variables-1"/>
+    <w:bookmarkEnd w:id="87"/>
+    <w:bookmarkStart w:id="88" w:name="estandarización-de-variables-1"/>
     <w:p>
       <w:pPr>
         <w:pStyle w:val="Heading3"/>
@@ -21919,8 +22546,8 @@
         <w:t xml:space="preserve">Sin estandarización, la penalización L1 penalizaría desproporcionadamente variables con escalas grandes.</w:t>
       </w:r>
     </w:p>
-    <w:bookmarkEnd w:id="76"/>
-    <w:bookmarkStart w:id="77" w:name="aplicaciones-en-economía-2"/>
+    <w:bookmarkEnd w:id="88"/>
+    <w:bookmarkStart w:id="89" w:name="aplicaciones-en-economía-2"/>
     <w:p>
       <w:pPr>
         <w:pStyle w:val="Heading3"/>
@@ -22063,8 +22690,8 @@
         <w:t xml:space="preserve">: Modelos con muchas variables potenciales y relativamente pocas observaciones.</w:t>
       </w:r>
     </w:p>
-    <w:bookmarkEnd w:id="77"/>
-    <w:bookmarkStart w:id="78" w:name="selección-del-parámetro-α"/>
+    <w:bookmarkEnd w:id="89"/>
+    <w:bookmarkStart w:id="90" w:name="selección-del-parámetro-α"/>
     <w:p>
       <w:pPr>
         <w:pStyle w:val="Heading3"/>
@@ -22398,8 +23025,8 @@
         <w:t xml:space="preserve">Esto favorece modelos más simples cuando el error de predicción es comparable.</w:t>
       </w:r>
     </w:p>
-    <w:bookmarkEnd w:id="78"/>
-    <w:bookmarkStart w:id="79" w:name="lasso-adaptativo"/>
+    <w:bookmarkEnd w:id="90"/>
+    <w:bookmarkStart w:id="91" w:name="lasso-adaptativo"/>
     <w:p>
       <w:pPr>
         <w:pStyle w:val="Heading3"/>
@@ -22686,9 +23313,9 @@
         <w:t xml:space="preserve">. Esto mejora las propiedades de selección consistente del modelo.</w:t>
       </w:r>
     </w:p>
-    <w:bookmarkEnd w:id="79"/>
-    <w:bookmarkEnd w:id="80"/>
-    <w:bookmarkStart w:id="81" w:name="implementación-2"/>
+    <w:bookmarkEnd w:id="91"/>
+    <w:bookmarkEnd w:id="92"/>
+    <w:bookmarkStart w:id="93" w:name="implementación-2"/>
     <w:p>
       <w:pPr>
         <w:pStyle w:val="Heading2"/>
@@ -23869,8 +24496,112 @@
         <w:t xml:space="preserve"> pd.DataFrame(resultados_lasso)</w:t>
       </w:r>
     </w:p>
-    <w:bookmarkEnd w:id="81"/>
-    <w:bookmarkStart w:id="82" w:name="comparación-ridge-vs-lasso-1"/>
+    <w:p>
+      <w:pPr>
+        <w:pStyle w:val="SourceCode"/>
+      </w:pPr>
+      <w:r>
+        <w:br/>
+      </w:r>
+      <w:r>
+        <w:rPr>
+          <w:rStyle w:val="VerbatimChar"/>
+        </w:rPr>
+        <w:t xml:space="preserve">REGRESIÓN LASSO - EFECTO DE α</w:t>
+      </w:r>
+      <w:r>
+        <w:br/>
+      </w:r>
+      <w:r>
+        <w:rPr>
+          <w:rStyle w:val="VerbatimChar"/>
+        </w:rPr>
+        <w:t xml:space="preserve">================================================================================</w:t>
+      </w:r>
+      <w:r>
+        <w:br/>
+      </w:r>
+      <w:r>
+        <w:rPr>
+          <w:rStyle w:val="VerbatimChar"/>
+        </w:rPr>
+        <w:t xml:space="preserve">α          β₁           β₂           Variables≠0    R² Train     R² Test     </w:t>
+      </w:r>
+      <w:r>
+        <w:br/>
+      </w:r>
+      <w:r>
+        <w:rPr>
+          <w:rStyle w:val="VerbatimChar"/>
+        </w:rPr>
+        <w:t xml:space="preserve">--------------------------------------------------------------------------------</w:t>
+      </w:r>
+      <w:r>
+        <w:br/>
+      </w:r>
+      <w:r>
+        <w:rPr>
+          <w:rStyle w:val="VerbatimChar"/>
+        </w:rPr>
+        <w:t xml:space="preserve">0.001      2.1135       -1.3325      2              0.8619       0.8479      </w:t>
+      </w:r>
+      <w:r>
+        <w:br/>
+      </w:r>
+      <w:r>
+        <w:rPr>
+          <w:rStyle w:val="VerbatimChar"/>
+        </w:rPr>
+        <w:t xml:space="preserve">0.010      2.1042       -1.3229      2              0.8619       0.8473      </w:t>
+      </w:r>
+      <w:r>
+        <w:br/>
+      </w:r>
+      <w:r>
+        <w:rPr>
+          <w:rStyle w:val="VerbatimChar"/>
+        </w:rPr>
+        <w:t xml:space="preserve">0.100      2.0112       -1.2265      2              0.8589       0.8383      </w:t>
+      </w:r>
+      <w:r>
+        <w:br/>
+      </w:r>
+      <w:r>
+        <w:rPr>
+          <w:rStyle w:val="VerbatimChar"/>
+        </w:rPr>
+        <w:t xml:space="preserve">0.500      1.5982       -0.7981      2              0.7858       0.7416      </w:t>
+      </w:r>
+      <w:r>
+        <w:br/>
+      </w:r>
+      <w:r>
+        <w:rPr>
+          <w:rStyle w:val="VerbatimChar"/>
+        </w:rPr>
+        <w:t xml:space="preserve">1.000      1.0819       -0.2626      2              0.5573       0.4907      </w:t>
+      </w:r>
+      <w:r>
+        <w:br/>
+      </w:r>
+      <w:r>
+        <w:rPr>
+          <w:rStyle w:val="VerbatimChar"/>
+        </w:rPr>
+        <w:t xml:space="preserve">2.000      0.0005       -0.0000      1              0.0003       -0.0005     </w:t>
+      </w:r>
+      <w:r>
+        <w:br/>
+      </w:r>
+      <w:r>
+        <w:rPr>
+          <w:rStyle w:val="VerbatimChar"/>
+        </w:rPr>
+        <w:t xml:space="preserve">5.000      0.0000       -0.0000      0              0.0000       -0.0007     </w:t>
+      </w:r>
+    </w:p>
+    <w:bookmarkEnd w:id="93"/>
+    <w:bookmarkStart w:id="97" w:name="comparación-ridge-vs-lasso-1"/>
     <w:p>
       <w:pPr>
         <w:pStyle w:val="Heading2"/>
@@ -26383,9 +27114,70 @@
         <w:t xml:space="preserve">)</w:t>
       </w:r>
     </w:p>
-    <w:bookmarkEnd w:id="82"/>
-    <w:bookmarkEnd w:id="83"/>
-    <w:bookmarkStart w:id="100" w:name="elastic-net"/>
+    <w:p>
+      <w:pPr>
+        <w:pStyle w:val="SourceCode"/>
+      </w:pPr>
+      <w:r>
+        <w:br/>
+      </w:r>
+      <w:r>
+        <w:rPr>
+          <w:rStyle w:val="VerbatimChar"/>
+        </w:rPr>
+        <w:t xml:space="preserve">Gráfico guardado como 'ridge_vs_lasso.png'</w:t>
+      </w:r>
+    </w:p>
+    <w:p>
+      <w:pPr>
+        <w:pStyle w:val="FirstParagraph"/>
+      </w:pPr>
+      <w:r>
+        <w:drawing>
+          <wp:inline>
+            <wp:extent cx="5943600" cy="4232698"/>
+            <wp:effectExtent b="0" l="0" r="0" t="0"/>
+            <wp:docPr descr="" title="" id="95" name="Picture"/>
+            <a:graphic>
+              <a:graphicData uri="http://schemas.openxmlformats.org/drawingml/2006/picture">
+                <pic:pic>
+                  <pic:nvPicPr>
+                    <pic:cNvPr descr="index_files/figure-docx/cell-11-output-2.png" id="96" name="Picture"/>
+                    <pic:cNvPicPr>
+                      <a:picLocks noChangeArrowheads="1" noChangeAspect="1"/>
+                    </pic:cNvPicPr>
+                  </pic:nvPicPr>
+                  <pic:blipFill>
+                    <a:blip r:embed="rId94"/>
+                    <a:stretch>
+                      <a:fillRect/>
+                    </a:stretch>
+                  </pic:blipFill>
+                  <pic:spPr bwMode="auto">
+                    <a:xfrm>
+                      <a:off x="0" y="0"/>
+                      <a:ext cx="5943600" cy="4232698"/>
+                    </a:xfrm>
+                    <a:prstGeom prst="rect">
+                      <a:avLst/>
+                    </a:prstGeom>
+                    <a:noFill/>
+                    <a:ln w="9525">
+                      <a:noFill/>
+                      <a:headEnd/>
+                      <a:tailEnd/>
+                    </a:ln>
+                  </pic:spPr>
+                </pic:pic>
+              </a:graphicData>
+            </a:graphic>
+          </wp:inline>
+        </w:drawing>
+      </w:r>
+    </w:p>
+    <w:bookmarkEnd w:id="97"/>
+    <w:bookmarkEnd w:id="98"/>
+    <w:bookmarkStart w:id="115" w:name="elastic-net"/>
     <w:p>
       <w:pPr>
         <w:pStyle w:val="Heading1"/>
@@ -26394,7 +27186,7 @@
         <w:t xml:space="preserve">5. Elastic Net</w:t>
       </w:r>
     </w:p>
-    <w:bookmarkStart w:id="98" w:name="fundamento-matemático-3"/>
+    <w:bookmarkStart w:id="113" w:name="fundamento-matemático-3"/>
     <w:p>
       <w:pPr>
         <w:pStyle w:val="Heading2"/>
@@ -26411,7 +27203,7 @@
         <w:t xml:space="preserve">Elastic Net, propuesto por Zou y Hastie (2005), es un método de regularización híbrido que combina las penalizaciones L1 (Lasso) y L2 (Ridge) para aprovechar las ventajas de ambos métodos mientras mitiga sus limitaciones individuales.</w:t>
       </w:r>
     </w:p>
-    <w:bookmarkStart w:id="84" w:name="especificación-del-problema-2"/>
+    <w:bookmarkStart w:id="99" w:name="especificación-del-problema-2"/>
     <w:p>
       <w:pPr>
         <w:pStyle w:val="Heading3"/>
@@ -27040,8 +27832,8 @@
         <w:t xml:space="preserve">es el parámetro que controla el balance entre L1 y L2</w:t>
       </w:r>
     </w:p>
-    <w:bookmarkEnd w:id="84"/>
-    <w:bookmarkStart w:id="85" w:name="forma-alternativa-de-la-penalización"/>
+    <w:bookmarkEnd w:id="99"/>
+    <w:bookmarkStart w:id="100" w:name="forma-alternativa-de-la-penalización"/>
     <w:p>
       <w:pPr>
         <w:pStyle w:val="Heading3"/>
@@ -27395,8 +28187,8 @@
         <w:t xml:space="preserve">(promueve estabilidad)</w:t>
       </w:r>
     </w:p>
-    <w:bookmarkEnd w:id="85"/>
-    <w:bookmarkStart w:id="86" w:name="casos-especiales"/>
+    <w:bookmarkEnd w:id="100"/>
+    <w:bookmarkStart w:id="101" w:name="casos-especiales"/>
     <w:p>
       <w:pPr>
         <w:pStyle w:val="Heading3"/>
@@ -27649,8 +28441,8 @@
         <w:t xml:space="preserve">Combinación genuina que balancea selección de variables (L1) y estabilidad (L2).</w:t>
       </w:r>
     </w:p>
-    <w:bookmarkEnd w:id="86"/>
-    <w:bookmarkStart w:id="87" w:name="motivación-limitaciones-de-lasso"/>
+    <w:bookmarkEnd w:id="101"/>
+    <w:bookmarkStart w:id="102" w:name="motivación-limitaciones-de-lasso"/>
     <w:p>
       <w:pPr>
         <w:pStyle w:val="Heading3"/>
@@ -27890,8 +28682,8 @@
         <w:t xml:space="preserve">variables si es necesario.</w:t>
       </w:r>
     </w:p>
-    <w:bookmarkEnd w:id="87"/>
-    <w:bookmarkStart w:id="88" w:name="propiedades-del-estimador-elastic-net"/>
+    <w:bookmarkEnd w:id="102"/>
+    <w:bookmarkStart w:id="103" w:name="propiedades-del-estimador-elastic-net"/>
     <w:p>
       <w:pPr>
         <w:pStyle w:val="Heading3"/>
@@ -28378,8 +29170,8 @@
         <w:t xml:space="preserve">controla el tipo de regularización (selección vs agrupamiento)</w:t>
       </w:r>
     </w:p>
-    <w:bookmarkEnd w:id="88"/>
-    <w:bookmarkStart w:id="89" w:name="algoritmo-de-optimización"/>
+    <w:bookmarkEnd w:id="103"/>
+    <w:bookmarkStart w:id="104" w:name="algoritmo-de-optimización"/>
     <w:p>
       <w:pPr>
         <w:pStyle w:val="Heading3"/>
@@ -28748,8 +29540,8 @@
         <w:t xml:space="preserve">Este algoritmo converge rápidamente en la práctica.</w:t>
       </w:r>
     </w:p>
-    <w:bookmarkEnd w:id="89"/>
-    <w:bookmarkStart w:id="90" w:name="interpretación-geométrica-2"/>
+    <w:bookmarkEnd w:id="104"/>
+    <w:bookmarkStart w:id="105" w:name="interpretación-geométrica-2"/>
     <w:p>
       <w:pPr>
         <w:pStyle w:val="Heading3"/>
@@ -28831,8 +29623,8 @@
         <w:t xml:space="preserve">Es más convexa que el hiperrombo puro, dando más estabilidad</w:t>
       </w:r>
     </w:p>
-    <w:bookmarkEnd w:id="90"/>
-    <w:bookmarkStart w:id="91" w:name="ventajas-de-elastic-net"/>
+    <w:bookmarkEnd w:id="105"/>
+    <w:bookmarkStart w:id="106" w:name="ventajas-de-elastic-net"/>
     <w:p>
       <w:pPr>
         <w:pStyle w:val="Heading3"/>
@@ -28985,8 +29777,8 @@
         <w:t xml:space="preserve">: Mantiene propiedades deseables tanto de Ridge como de Lasso.</w:t>
       </w:r>
     </w:p>
-    <w:bookmarkEnd w:id="91"/>
-    <w:bookmarkStart w:id="92" w:name="limitaciones-de-elastic-net"/>
+    <w:bookmarkEnd w:id="106"/>
+    <w:bookmarkStart w:id="107" w:name="limitaciones-de-elastic-net"/>
     <w:p>
       <w:pPr>
         <w:pStyle w:val="Heading3"/>
@@ -29129,8 +29921,8 @@
         <w:t xml:space="preserve">como punto de partida.</w:t>
       </w:r>
     </w:p>
-    <w:bookmarkEnd w:id="92"/>
-    <w:bookmarkStart w:id="93" w:name="selección-de-hiperparámetros"/>
+    <w:bookmarkEnd w:id="107"/>
+    <w:bookmarkStart w:id="108" w:name="selección-de-hiperparámetros"/>
     <w:p>
       <w:pPr>
         <w:pStyle w:val="Heading3"/>
@@ -29706,8 +30498,8 @@
         <w:t xml:space="preserve">óptimo encontrado</w:t>
       </w:r>
     </w:p>
-    <w:bookmarkEnd w:id="93"/>
-    <w:bookmarkStart w:id="94" w:name="comparación-de-los-tres-métodos"/>
+    <w:bookmarkEnd w:id="108"/>
+    <w:bookmarkStart w:id="109" w:name="comparación-de-los-tres-métodos"/>
     <w:p>
       <w:pPr>
         <w:pStyle w:val="Heading3"/>
@@ -30131,8 +30923,8 @@
         </w:tc>
       </w:tr>
     </w:tbl>
-    <w:bookmarkEnd w:id="94"/>
-    <w:bookmarkStart w:id="95" w:name="aplicaciones-en-economía-3"/>
+    <w:bookmarkEnd w:id="109"/>
+    <w:bookmarkStart w:id="110" w:name="aplicaciones-en-economía-3"/>
     <w:p>
       <w:pPr>
         <w:pStyle w:val="Heading3"/>
@@ -30303,8 +31095,8 @@
         <w:t xml:space="preserve">: En economía aplicada con muchas variables de texto correlacionadas.</w:t>
       </w:r>
     </w:p>
-    <w:bookmarkEnd w:id="95"/>
-    <w:bookmarkStart w:id="96" w:name="recomendaciones-prácticas"/>
+    <w:bookmarkEnd w:id="110"/>
+    <w:bookmarkStart w:id="111" w:name="recomendaciones-prácticas"/>
     <w:p>
       <w:pPr>
         <w:pStyle w:val="Heading3"/>
@@ -30538,8 +31330,8 @@
         <w:t xml:space="preserve">: Si los coeficientes de Lasso varían mucho entre folds de CV, considere Elastic Net.</w:t>
       </w:r>
     </w:p>
-    <w:bookmarkEnd w:id="96"/>
-    <w:bookmarkStart w:id="97" w:name="extensiones-y-variantes"/>
+    <w:bookmarkEnd w:id="111"/>
+    <w:bookmarkStart w:id="112" w:name="extensiones-y-variantes"/>
     <w:p>
       <w:pPr>
         <w:pStyle w:val="Heading3"/>
@@ -30955,9 +31747,9 @@
         <w:t xml:space="preserve">donde los pesos se derivan de estimaciones preliminares.</w:t>
       </w:r>
     </w:p>
-    <w:bookmarkEnd w:id="97"/>
-    <w:bookmarkEnd w:id="98"/>
-    <w:bookmarkStart w:id="99" w:name="implementación-3"/>
+    <w:bookmarkEnd w:id="112"/>
+    <w:bookmarkEnd w:id="113"/>
+    <w:bookmarkStart w:id="114" w:name="implementación-3"/>
     <w:p>
       <w:pPr>
         <w:pStyle w:val="Heading2"/>
@@ -31481,9 +32273,80 @@
         <w:t xml:space="preserve">)</w:t>
       </w:r>
     </w:p>
-    <w:bookmarkEnd w:id="99"/>
-    <w:bookmarkEnd w:id="100"/>
-    <w:bookmarkStart w:id="117" w:name="regresión-polinomial"/>
+    <w:p>
+      <w:pPr>
+        <w:pStyle w:val="SourceCode"/>
+      </w:pPr>
+      <w:r>
+        <w:br/>
+      </w:r>
+      <w:r>
+        <w:rPr>
+          <w:rStyle w:val="VerbatimChar"/>
+        </w:rPr>
+        <w:t xml:space="preserve">ELASTIC NET</w:t>
+      </w:r>
+      <w:r>
+        <w:br/>
+      </w:r>
+      <w:r>
+        <w:rPr>
+          <w:rStyle w:val="VerbatimChar"/>
+        </w:rPr>
+        <w:t xml:space="preserve">======================================================================</w:t>
+      </w:r>
+      <w:r>
+        <w:br/>
+      </w:r>
+      <w:r>
+        <w:rPr>
+          <w:rStyle w:val="VerbatimChar"/>
+        </w:rPr>
+        <w:t xml:space="preserve">Intercepto: 2.8637</w:t>
+      </w:r>
+      <w:r>
+        <w:br/>
+      </w:r>
+      <w:r>
+        <w:rPr>
+          <w:rStyle w:val="VerbatimChar"/>
+        </w:rPr>
+        <w:t xml:space="preserve">Coeficientes:</w:t>
+      </w:r>
+      <w:r>
+        <w:br/>
+      </w:r>
+      <w:r>
+        <w:rPr>
+          <w:rStyle w:val="VerbatimChar"/>
+        </w:rPr>
+        <w:t xml:space="preserve">  β₁: 1.9592</w:t>
+      </w:r>
+      <w:r>
+        <w:br/>
+      </w:r>
+      <w:r>
+        <w:rPr>
+          <w:rStyle w:val="VerbatimChar"/>
+        </w:rPr>
+        <w:t xml:space="preserve">  β₂: -1.2174</w:t>
+      </w:r>
+      <w:r>
+        <w:br/>
+      </w:r>
+      <w:r>
+        <w:br/>
+      </w:r>
+      <w:r>
+        <w:rPr>
+          <w:rStyle w:val="VerbatimChar"/>
+        </w:rPr>
+        <w:t xml:space="preserve">R² Test: 0.8375</w:t>
+      </w:r>
+    </w:p>
+    <w:bookmarkEnd w:id="114"/>
+    <w:bookmarkEnd w:id="115"/>
+    <w:bookmarkStart w:id="135" w:name="regresión-polinomial"/>
     <w:p>
       <w:pPr>
         <w:pStyle w:val="Heading1"/>
@@ -31492,7 +32355,7 @@
         <w:t xml:space="preserve">6. Regresión polinomial</w:t>
       </w:r>
     </w:p>
-    <w:bookmarkStart w:id="115" w:name="fundamento-matemático-4"/>
+    <w:bookmarkStart w:id="130" w:name="fundamento-matemático-4"/>
     <w:p>
       <w:pPr>
         <w:pStyle w:val="Heading2"/>
@@ -31509,7 +32372,7 @@
         <w:t xml:space="preserve">La regresión polinomial es una extensión de la regresión lineal que permite modelar relaciones no lineales entre la variable dependiente y las variables independientes mediante el uso de términos polinomiales. A pesar de involucrar potencias de las variables, el modelo sigue siendo lineal en los parámetros, lo que permite usar el método de mínimos cuadrados ordinarios.</w:t>
       </w:r>
     </w:p>
-    <w:bookmarkStart w:id="101" w:name="especificación-del-modelo-univariado"/>
+    <w:bookmarkStart w:id="116" w:name="especificación-del-modelo-univariado"/>
     <w:p>
       <w:pPr>
         <w:pStyle w:val="Heading3"/>
@@ -32186,8 +33049,8 @@
         </m:oMath>
       </m:oMathPara>
     </w:p>
-    <w:bookmarkEnd w:id="101"/>
-    <w:bookmarkStart w:id="102" w:name="transformación-de-características"/>
+    <w:bookmarkEnd w:id="116"/>
+    <w:bookmarkStart w:id="117" w:name="transformación-de-características"/>
     <w:p>
       <w:pPr>
         <w:pStyle w:val="Heading3"/>
@@ -32844,8 +33707,8 @@
         </m:oMath>
       </m:oMathPara>
     </w:p>
-    <w:bookmarkEnd w:id="102"/>
-    <w:bookmarkStart w:id="103" w:name="regresión-polinomial-multivariada"/>
+    <w:bookmarkEnd w:id="117"/>
+    <w:bookmarkStart w:id="118" w:name="regresión-polinomial-multivariada"/>
     <w:p>
       <w:pPr>
         <w:pStyle w:val="Heading3"/>
@@ -33597,8 +34460,8 @@
         </m:oMath>
       </m:oMathPara>
     </w:p>
-    <w:bookmarkEnd w:id="103"/>
-    <w:bookmarkStart w:id="104" w:name="número-de-términos-en-el-modelo"/>
+    <w:bookmarkEnd w:id="118"/>
+    <w:bookmarkStart w:id="119" w:name="número-de-términos-en-el-modelo"/>
     <w:p>
       <w:pPr>
         <w:pStyle w:val="Heading3"/>
@@ -34057,8 +34920,8 @@
         <w:t xml:space="preserve">Este crecimiento exponencial implica que modelos polinomiales de alto grado con múltiples variables rápidamente se vuelven muy complejos.</w:t>
       </w:r>
     </w:p>
-    <w:bookmarkEnd w:id="104"/>
-    <w:bookmarkStart w:id="105" w:name="propiedades-matemáticas"/>
+    <w:bookmarkEnd w:id="119"/>
+    <w:bookmarkStart w:id="120" w:name="propiedades-matemáticas"/>
     <w:p>
       <w:pPr>
         <w:pStyle w:val="Heading3"/>
@@ -34215,8 +35078,8 @@
         <w:t xml:space="preserve">Los polinomios de alto grado pueden comportarse erráticamente fuera del rango de los datos de entrenamiento. La extrapolación es particularmente problemática.</w:t>
       </w:r>
     </w:p>
-    <w:bookmarkEnd w:id="105"/>
-    <w:bookmarkStart w:id="106" w:name="interpretación-de-coeficientes"/>
+    <w:bookmarkEnd w:id="120"/>
+    <w:bookmarkStart w:id="121" w:name="interpretación-de-coeficientes"/>
     <w:p>
       <w:pPr>
         <w:pStyle w:val="Heading3"/>
@@ -35118,8 +35981,8 @@
         <w:t xml:space="preserve">.</w:t>
       </w:r>
     </w:p>
-    <w:bookmarkEnd w:id="106"/>
-    <w:bookmarkStart w:id="107" w:name="problemas-de-multicolinealidad"/>
+    <w:bookmarkEnd w:id="121"/>
+    <w:bookmarkStart w:id="122" w:name="problemas-de-multicolinealidad"/>
     <w:p>
       <w:pPr>
         <w:pStyle w:val="Heading3"/>
@@ -35621,8 +36484,8 @@
         </m:oMath>
       </m:oMathPara>
     </w:p>
-    <w:bookmarkEnd w:id="107"/>
-    <w:bookmarkStart w:id="108" w:name="Xbc506890763fdc9bc0472410dc65b2936c571d9"/>
+    <w:bookmarkEnd w:id="122"/>
+    <w:bookmarkStart w:id="123" w:name="Xbc506890763fdc9bc0472410dc65b2936c571d9"/>
     <w:p>
       <w:pPr>
         <w:pStyle w:val="Heading3"/>
@@ -35849,8 +36712,8 @@
         <w:t xml:space="preserve">Excelente ajuste en entrenamiento, pobre en prueba</w:t>
       </w:r>
     </w:p>
-    <w:bookmarkEnd w:id="108"/>
-    <w:bookmarkStart w:id="109" w:name="selección-del-grado-óptimo"/>
+    <w:bookmarkEnd w:id="123"/>
+    <w:bookmarkStart w:id="124" w:name="selección-del-grado-óptimo"/>
     <w:p>
       <w:pPr>
         <w:pStyle w:val="Heading3"/>
@@ -36418,8 +37281,8 @@
         <w:t xml:space="preserve">es penalización L1, L2, o Elastic Net.</w:t>
       </w:r>
     </w:p>
-    <w:bookmarkEnd w:id="109"/>
-    <w:bookmarkStart w:id="110" w:name="ventajas-de-la-regresión-polinomial"/>
+    <w:bookmarkEnd w:id="124"/>
+    <w:bookmarkStart w:id="125" w:name="ventajas-de-la-regresión-polinomial"/>
     <w:p>
       <w:pPr>
         <w:pStyle w:val="Heading3"/>
@@ -36518,8 +37381,8 @@
         <w:t xml:space="preserve">: Muchas relaciones económicas son naturalmente curvas (rendimientos decrecientes, costos en forma de U).</w:t>
       </w:r>
     </w:p>
-    <w:bookmarkEnd w:id="110"/>
-    <w:bookmarkStart w:id="111" w:name="limitaciones-de-la-regresión-polinomial"/>
+    <w:bookmarkEnd w:id="125"/>
+    <w:bookmarkStart w:id="126" w:name="limitaciones-de-la-regresión-polinomial"/>
     <w:p>
       <w:pPr>
         <w:pStyle w:val="Heading3"/>
@@ -36654,8 +37517,8 @@
         <w:t xml:space="preserve">: Especialmente en los extremos del rango.</w:t>
       </w:r>
     </w:p>
-    <w:bookmarkEnd w:id="111"/>
-    <w:bookmarkStart w:id="112" w:name="aplicaciones-en-economía-4"/>
+    <w:bookmarkEnd w:id="126"/>
+    <w:bookmarkStart w:id="127" w:name="aplicaciones-en-economía-4"/>
     <w:p>
       <w:pPr>
         <w:pStyle w:val="Heading3"/>
@@ -37585,8 +38448,8 @@
         <w:t xml:space="preserve">Típicamente muestra una forma de U invertida (ecuación de Mincer extendida).</w:t>
       </w:r>
     </w:p>
-    <w:bookmarkEnd w:id="112"/>
-    <w:bookmarkStart w:id="113" w:name="alternativas-modernas"/>
+    <w:bookmarkEnd w:id="127"/>
+    <w:bookmarkStart w:id="128" w:name="alternativas-modernas"/>
     <w:p>
       <w:pPr>
         <w:pStyle w:val="Heading3"/>
@@ -37958,8 +38821,8 @@
         <w:t xml:space="preserve">Interpretables y robustos</w:t>
       </w:r>
     </w:p>
-    <w:bookmarkEnd w:id="113"/>
-    <w:bookmarkStart w:id="114" w:name="recomendaciones-prácticas-1"/>
+    <w:bookmarkEnd w:id="128"/>
+    <w:bookmarkStart w:id="129" w:name="recomendaciones-prácticas-1"/>
     <w:p>
       <w:pPr>
         <w:pStyle w:val="Heading3"/>
@@ -38154,9 +39017,9 @@
         <w:t xml:space="preserve">: Visualizar la curva ajustada para detectar comportamientos extraños.</w:t>
       </w:r>
     </w:p>
-    <w:bookmarkEnd w:id="114"/>
-    <w:bookmarkEnd w:id="115"/>
-    <w:bookmarkStart w:id="116" w:name="implementación-4"/>
+    <w:bookmarkEnd w:id="129"/>
+    <w:bookmarkEnd w:id="130"/>
+    <w:bookmarkStart w:id="134" w:name="implementación-4"/>
     <w:p>
       <w:pPr>
         <w:pStyle w:val="Heading2"/>
@@ -40402,9 +41265,154 @@
         <w:t xml:space="preserve">)</w:t>
       </w:r>
     </w:p>
-    <w:bookmarkEnd w:id="116"/>
-    <w:bookmarkEnd w:id="117"/>
-    <w:bookmarkStart w:id="135" w:name="k-nearest-neighbors-regressor"/>
+    <w:p>
+      <w:pPr>
+        <w:pStyle w:val="SourceCode"/>
+      </w:pPr>
+      <w:r>
+        <w:br/>
+      </w:r>
+      <w:r>
+        <w:rPr>
+          <w:rStyle w:val="VerbatimChar"/>
+        </w:rPr>
+        <w:t xml:space="preserve">REGRESIÓN POLINOMIAL</w:t>
+      </w:r>
+      <w:r>
+        <w:br/>
+      </w:r>
+      <w:r>
+        <w:rPr>
+          <w:rStyle w:val="VerbatimChar"/>
+        </w:rPr>
+        <w:t xml:space="preserve">======================================================================</w:t>
+      </w:r>
+      <w:r>
+        <w:br/>
+      </w:r>
+      <w:r>
+        <w:rPr>
+          <w:rStyle w:val="VerbatimChar"/>
+        </w:rPr>
+        <w:t xml:space="preserve">Grado    R² Train     R² Test      MSE Train    MSE Test    </w:t>
+      </w:r>
+      <w:r>
+        <w:br/>
+      </w:r>
+      <w:r>
+        <w:rPr>
+          <w:rStyle w:val="VerbatimChar"/>
+        </w:rPr>
+        <w:t xml:space="preserve">----------------------------------------------------------------------</w:t>
+      </w:r>
+      <w:r>
+        <w:br/>
+      </w:r>
+      <w:r>
+        <w:rPr>
+          <w:rStyle w:val="VerbatimChar"/>
+        </w:rPr>
+        <w:t xml:space="preserve">1        0.6946       0.7957       6.4986       4.5762      </w:t>
+      </w:r>
+      <w:r>
+        <w:br/>
+      </w:r>
+      <w:r>
+        <w:rPr>
+          <w:rStyle w:val="VerbatimChar"/>
+        </w:rPr>
+        <w:t xml:space="preserve">2        0.8668       0.8265       2.8340       3.8863      </w:t>
+      </w:r>
+      <w:r>
+        <w:br/>
+      </w:r>
+      <w:r>
+        <w:rPr>
+          <w:rStyle w:val="VerbatimChar"/>
+        </w:rPr>
+        <w:t xml:space="preserve">3        0.8669       0.8276       2.8315       3.8613      </w:t>
+      </w:r>
+      <w:r>
+        <w:br/>
+      </w:r>
+      <w:r>
+        <w:rPr>
+          <w:rStyle w:val="VerbatimChar"/>
+        </w:rPr>
+        <w:t xml:space="preserve">5        0.8702       0.8254       2.7615       3.9118      </w:t>
+      </w:r>
+      <w:r>
+        <w:br/>
+      </w:r>
+      <w:r>
+        <w:rPr>
+          <w:rStyle w:val="VerbatimChar"/>
+        </w:rPr>
+        <w:t xml:space="preserve">8        0.8739       0.7964       2.6829       4.5608      </w:t>
+      </w:r>
+      <w:r>
+        <w:br/>
+      </w:r>
+      <w:r>
+        <w:br/>
+      </w:r>
+      <w:r>
+        <w:rPr>
+          <w:rStyle w:val="VerbatimChar"/>
+        </w:rPr>
+        <w:t xml:space="preserve">Gráfico guardado como 'polynomial_regression.png'</w:t>
+      </w:r>
+    </w:p>
+    <w:p>
+      <w:pPr>
+        <w:pStyle w:val="FirstParagraph"/>
+      </w:pPr>
+      <w:r>
+        <w:drawing>
+          <wp:inline>
+            <wp:extent cx="5943600" cy="3377247"/>
+            <wp:effectExtent b="0" l="0" r="0" t="0"/>
+            <wp:docPr descr="" title="" id="132" name="Picture"/>
+            <a:graphic>
+              <a:graphicData uri="http://schemas.openxmlformats.org/drawingml/2006/picture">
+                <pic:pic>
+                  <pic:nvPicPr>
+                    <pic:cNvPr descr="index_files/figure-docx/cell-13-output-2.png" id="133" name="Picture"/>
+                    <pic:cNvPicPr>
+                      <a:picLocks noChangeArrowheads="1" noChangeAspect="1"/>
+                    </pic:cNvPicPr>
+                  </pic:nvPicPr>
+                  <pic:blipFill>
+                    <a:blip r:embed="rId131"/>
+                    <a:stretch>
+                      <a:fillRect/>
+                    </a:stretch>
+                  </pic:blipFill>
+                  <pic:spPr bwMode="auto">
+                    <a:xfrm>
+                      <a:off x="0" y="0"/>
+                      <a:ext cx="5943600" cy="3377247"/>
+                    </a:xfrm>
+                    <a:prstGeom prst="rect">
+                      <a:avLst/>
+                    </a:prstGeom>
+                    <a:noFill/>
+                    <a:ln w="9525">
+                      <a:noFill/>
+                      <a:headEnd/>
+                      <a:tailEnd/>
+                    </a:ln>
+                  </pic:spPr>
+                </pic:pic>
+              </a:graphicData>
+            </a:graphic>
+          </wp:inline>
+        </w:drawing>
+      </w:r>
+    </w:p>
+    <w:bookmarkEnd w:id="134"/>
+    <w:bookmarkEnd w:id="135"/>
+    <w:bookmarkStart w:id="156" w:name="k-nearest-neighbors-regressor"/>
     <w:p>
       <w:pPr>
         <w:pStyle w:val="Heading1"/>
@@ -40413,7 +41421,7 @@
         <w:t xml:space="preserve">7. K-Nearest Neighbors Regressor</w:t>
       </w:r>
     </w:p>
-    <w:bookmarkStart w:id="133" w:name="fundamento-matemático-5"/>
+    <w:bookmarkStart w:id="151" w:name="fundamento-matemático-5"/>
     <w:p>
       <w:pPr>
         <w:pStyle w:val="Heading2"/>
@@ -40430,7 +41438,7 @@
         <w:t xml:space="preserve">K-Nearest Neighbors (KNN) para regresión es un método no paramétrico que realiza predicciones basándose en el promedio de los valores de las observaciones más cercanas en el espacio de características. A diferencia de los métodos paramétricos como OLS o Ridge, KNN no asume una forma funcional específica para la relación entre variables.</w:t>
       </w:r>
     </w:p>
-    <w:bookmarkStart w:id="118" w:name="definición-formal"/>
+    <w:bookmarkStart w:id="136" w:name="definición-formal"/>
     <w:p>
       <w:pPr>
         <w:pStyle w:val="Heading3"/>
@@ -40870,8 +41878,8 @@
         <w:t xml:space="preserve">observaciones más similares al nuevo punto.</w:t>
       </w:r>
     </w:p>
-    <w:bookmarkEnd w:id="118"/>
-    <w:bookmarkStart w:id="119" w:name="métricas-de-distancia"/>
+    <w:bookmarkEnd w:id="136"/>
+    <w:bookmarkStart w:id="137" w:name="métricas-de-distancia"/>
     <w:p>
       <w:pPr>
         <w:pStyle w:val="Heading3"/>
@@ -42138,8 +43146,8 @@
         <w:t xml:space="preserve">es la matriz de covarianza de las características.</w:t>
       </w:r>
     </w:p>
-    <w:bookmarkEnd w:id="119"/>
-    <w:bookmarkStart w:id="120" w:name="algoritmo-knn"/>
+    <w:bookmarkEnd w:id="137"/>
+    <w:bookmarkStart w:id="138" w:name="algoritmo-knn"/>
     <w:p>
       <w:pPr>
         <w:pStyle w:val="Heading3"/>
@@ -42650,8 +43658,8 @@
         <w:t xml:space="preserve">-ésima menor distancia.</w:t>
       </w:r>
     </w:p>
-    <w:bookmarkEnd w:id="120"/>
-    <w:bookmarkStart w:id="121" w:name="variantes-ponderadas"/>
+    <w:bookmarkEnd w:id="138"/>
+    <w:bookmarkStart w:id="139" w:name="variantes-ponderadas"/>
     <w:p>
       <w:pPr>
         <w:pStyle w:val="Heading3"/>
@@ -43249,8 +44257,8 @@
         </m:oMath>
       </m:oMathPara>
     </w:p>
-    <w:bookmarkEnd w:id="121"/>
-    <w:bookmarkStart w:id="122" w:name="propiedades-estadísticas"/>
+    <w:bookmarkEnd w:id="139"/>
+    <w:bookmarkStart w:id="140" w:name="propiedades-estadísticas"/>
     <w:p>
       <w:pPr>
         <w:pStyle w:val="Heading3"/>
@@ -44276,8 +45284,8 @@
         <w:t xml:space="preserve">óptimo que minimiza este error.</w:t>
       </w:r>
     </w:p>
-    <w:bookmarkEnd w:id="122"/>
-    <w:bookmarkStart w:id="123" w:name="selección-del-parámetro-k"/>
+    <w:bookmarkEnd w:id="140"/>
+    <w:bookmarkStart w:id="141" w:name="selección-del-parámetro-k"/>
     <w:p>
       <w:pPr>
         <w:pStyle w:val="Heading3"/>
@@ -44759,8 +45767,8 @@
         <w:t xml:space="preserve">Esta es una heurística común para valores iniciales.</w:t>
       </w:r>
     </w:p>
-    <w:bookmarkEnd w:id="123"/>
-    <w:bookmarkStart w:id="124" w:name="complejidad-computacional"/>
+    <w:bookmarkEnd w:id="141"/>
+    <w:bookmarkStart w:id="142" w:name="complejidad-computacional"/>
     <w:p>
       <w:pPr>
         <w:pStyle w:val="Heading3"/>
@@ -45094,8 +46102,8 @@
         <w:t xml:space="preserve">).</w:t>
       </w:r>
     </w:p>
-    <w:bookmarkEnd w:id="124"/>
-    <w:bookmarkStart w:id="125" w:name="sensibilidad-a-la-escala"/>
+    <w:bookmarkEnd w:id="142"/>
+    <w:bookmarkStart w:id="143" w:name="sensibilidad-a-la-escala"/>
     <w:p>
       <w:pPr>
         <w:pStyle w:val="Heading3"/>
@@ -45481,8 +46489,8 @@
         </m:oMath>
       </m:oMathPara>
     </w:p>
-    <w:bookmarkEnd w:id="125"/>
-    <w:bookmarkStart w:id="126" w:name="maldición-de-la-dimensionalidad"/>
+    <w:bookmarkEnd w:id="143"/>
+    <w:bookmarkStart w:id="144" w:name="maldición-de-la-dimensionalidad"/>
     <w:p>
       <w:pPr>
         <w:pStyle w:val="Heading3"/>
@@ -45821,8 +46829,8 @@
         <w:t xml:space="preserve">.</w:t>
       </w:r>
     </w:p>
-    <w:bookmarkEnd w:id="126"/>
-    <w:bookmarkStart w:id="127" w:name="ventajas-del-método-knn"/>
+    <w:bookmarkEnd w:id="144"/>
+    <w:bookmarkStart w:id="145" w:name="ventajas-del-método-knn"/>
     <w:p>
       <w:pPr>
         <w:pStyle w:val="Heading3"/>
@@ -45942,8 +46950,8 @@
         <w:t xml:space="preserve">(con k grande): El promedio reduce influencia de valores extremos.</w:t>
       </w:r>
     </w:p>
-    <w:bookmarkEnd w:id="127"/>
-    <w:bookmarkStart w:id="128" w:name="limitaciones-del-método-knn"/>
+    <w:bookmarkEnd w:id="145"/>
+    <w:bookmarkStart w:id="146" w:name="limitaciones-del-método-knn"/>
     <w:p>
       <w:pPr>
         <w:pStyle w:val="Heading3"/>
@@ -46110,8 +47118,8 @@
         <w:t xml:space="preserve">: Pueden ser demasiado complejos.</w:t>
       </w:r>
     </w:p>
-    <w:bookmarkEnd w:id="128"/>
-    <w:bookmarkStart w:id="129" w:name="aplicaciones-en-economía-5"/>
+    <w:bookmarkEnd w:id="146"/>
+    <w:bookmarkStart w:id="147" w:name="aplicaciones-en-economía-5"/>
     <w:p>
       <w:pPr>
         <w:pStyle w:val="Heading3"/>
@@ -46403,8 +47411,8 @@
         <w:t xml:space="preserve">Agrupar empresas, países, o individuos con características similares.</w:t>
       </w:r>
     </w:p>
-    <w:bookmarkEnd w:id="129"/>
-    <w:bookmarkStart w:id="130" w:name="comparación-con-métodos-paramétricos"/>
+    <w:bookmarkEnd w:id="147"/>
+    <w:bookmarkStart w:id="148" w:name="comparación-con-métodos-paramétricos"/>
     <w:p>
       <w:pPr>
         <w:pStyle w:val="Heading3"/>
@@ -46737,8 +47745,8 @@
         </w:tc>
       </w:tr>
     </w:tbl>
-    <w:bookmarkEnd w:id="130"/>
-    <w:bookmarkStart w:id="131" w:name="extensiones-y-variantes-1"/>
+    <w:bookmarkEnd w:id="148"/>
+    <w:bookmarkStart w:id="149" w:name="extensiones-y-variantes-1"/>
     <w:p>
       <w:pPr>
         <w:pStyle w:val="Heading3"/>
@@ -47555,8 +48563,8 @@
         <w:t xml:space="preserve">Los pesos se pueden aprender para mejorar performance.</w:t>
       </w:r>
     </w:p>
-    <w:bookmarkEnd w:id="131"/>
-    <w:bookmarkStart w:id="132" w:name="recomendaciones-prácticas-2"/>
+    <w:bookmarkEnd w:id="149"/>
+    <w:bookmarkStart w:id="150" w:name="recomendaciones-prácticas-2"/>
     <w:p>
       <w:pPr>
         <w:pStyle w:val="Heading3"/>
@@ -47732,9 +48740,9 @@
         <w:t xml:space="preserve">.</w:t>
       </w:r>
     </w:p>
-    <w:bookmarkEnd w:id="132"/>
-    <w:bookmarkEnd w:id="133"/>
-    <w:bookmarkStart w:id="134" w:name="implementación-5"/>
+    <w:bookmarkEnd w:id="150"/>
+    <w:bookmarkEnd w:id="151"/>
+    <w:bookmarkStart w:id="155" w:name="implementación-5"/>
     <w:p>
       <w:pPr>
         <w:pStyle w:val="Heading2"/>
@@ -49590,9 +50598,172 @@
         <w:t xml:space="preserve">)</w:t>
       </w:r>
     </w:p>
-    <w:bookmarkEnd w:id="134"/>
-    <w:bookmarkEnd w:id="135"/>
-    <w:bookmarkStart w:id="151" w:name="métricas-de-evaluación"/>
+    <w:p>
+      <w:pPr>
+        <w:pStyle w:val="SourceCode"/>
+      </w:pPr>
+      <w:r>
+        <w:br/>
+      </w:r>
+      <w:r>
+        <w:rPr>
+          <w:rStyle w:val="VerbatimChar"/>
+        </w:rPr>
+        <w:t xml:space="preserve">K-NEAREST NEIGHBORS REGRESSOR</w:t>
+      </w:r>
+      <w:r>
+        <w:br/>
+      </w:r>
+      <w:r>
+        <w:rPr>
+          <w:rStyle w:val="VerbatimChar"/>
+        </w:rPr>
+        <w:t xml:space="preserve">======================================================================</w:t>
+      </w:r>
+      <w:r>
+        <w:br/>
+      </w:r>
+      <w:r>
+        <w:rPr>
+          <w:rStyle w:val="VerbatimChar"/>
+        </w:rPr>
+        <w:t xml:space="preserve">k        R² Train     R² Test      MSE Test    </w:t>
+      </w:r>
+      <w:r>
+        <w:br/>
+      </w:r>
+      <w:r>
+        <w:rPr>
+          <w:rStyle w:val="VerbatimChar"/>
+        </w:rPr>
+        <w:t xml:space="preserve">----------------------------------------------------------------------</w:t>
+      </w:r>
+      <w:r>
+        <w:br/>
+      </w:r>
+      <w:r>
+        <w:rPr>
+          <w:rStyle w:val="VerbatimChar"/>
+        </w:rPr>
+        <w:t xml:space="preserve">1        1.0000       0.7339       1.9089      </w:t>
+      </w:r>
+      <w:r>
+        <w:br/>
+      </w:r>
+      <w:r>
+        <w:rPr>
+          <w:rStyle w:val="VerbatimChar"/>
+        </w:rPr>
+        <w:t xml:space="preserve">3        0.9021       0.7823       1.5612      </w:t>
+      </w:r>
+      <w:r>
+        <w:br/>
+      </w:r>
+      <w:r>
+        <w:rPr>
+          <w:rStyle w:val="VerbatimChar"/>
+        </w:rPr>
+        <w:t xml:space="preserve">5        0.8574       0.7661       1.6778      </w:t>
+      </w:r>
+      <w:r>
+        <w:br/>
+      </w:r>
+      <w:r>
+        <w:rPr>
+          <w:rStyle w:val="VerbatimChar"/>
+        </w:rPr>
+        <w:t xml:space="preserve">10       0.8090       0.7409       1.8582      </w:t>
+      </w:r>
+      <w:r>
+        <w:br/>
+      </w:r>
+      <w:r>
+        <w:rPr>
+          <w:rStyle w:val="VerbatimChar"/>
+        </w:rPr>
+        <w:t xml:space="preserve">20       0.7545       0.7305       1.9327      </w:t>
+      </w:r>
+      <w:r>
+        <w:br/>
+      </w:r>
+      <w:r>
+        <w:rPr>
+          <w:rStyle w:val="VerbatimChar"/>
+        </w:rPr>
+        <w:t xml:space="preserve">30       0.7124       0.7041       2.1224      </w:t>
+      </w:r>
+      <w:r>
+        <w:br/>
+      </w:r>
+      <w:r>
+        <w:rPr>
+          <w:rStyle w:val="VerbatimChar"/>
+        </w:rPr>
+        <w:t xml:space="preserve">50       0.6264       0.6180       2.7400      </w:t>
+      </w:r>
+      <w:r>
+        <w:br/>
+      </w:r>
+      <w:r>
+        <w:br/>
+      </w:r>
+      <w:r>
+        <w:rPr>
+          <w:rStyle w:val="VerbatimChar"/>
+        </w:rPr>
+        <w:t xml:space="preserve">Gráfico guardado como 'knn_regression.png'</w:t>
+      </w:r>
+    </w:p>
+    <w:p>
+      <w:pPr>
+        <w:pStyle w:val="FirstParagraph"/>
+      </w:pPr>
+      <w:r>
+        <w:drawing>
+          <wp:inline>
+            <wp:extent cx="5943600" cy="2094071"/>
+            <wp:effectExtent b="0" l="0" r="0" t="0"/>
+            <wp:docPr descr="" title="" id="153" name="Picture"/>
+            <a:graphic>
+              <a:graphicData uri="http://schemas.openxmlformats.org/drawingml/2006/picture">
+                <pic:pic>
+                  <pic:nvPicPr>
+                    <pic:cNvPr descr="index_files/figure-docx/cell-14-output-2.png" id="154" name="Picture"/>
+                    <pic:cNvPicPr>
+                      <a:picLocks noChangeArrowheads="1" noChangeAspect="1"/>
+                    </pic:cNvPicPr>
+                  </pic:nvPicPr>
+                  <pic:blipFill>
+                    <a:blip r:embed="rId152"/>
+                    <a:stretch>
+                      <a:fillRect/>
+                    </a:stretch>
+                  </pic:blipFill>
+                  <pic:spPr bwMode="auto">
+                    <a:xfrm>
+                      <a:off x="0" y="0"/>
+                      <a:ext cx="5943600" cy="2094071"/>
+                    </a:xfrm>
+                    <a:prstGeom prst="rect">
+                      <a:avLst/>
+                    </a:prstGeom>
+                    <a:noFill/>
+                    <a:ln w="9525">
+                      <a:noFill/>
+                      <a:headEnd/>
+                      <a:tailEnd/>
+                    </a:ln>
+                  </pic:spPr>
+                </pic:pic>
+              </a:graphicData>
+            </a:graphic>
+          </wp:inline>
+        </w:drawing>
+      </w:r>
+    </w:p>
+    <w:bookmarkEnd w:id="155"/>
+    <w:bookmarkEnd w:id="156"/>
+    <w:bookmarkStart w:id="172" w:name="métricas-de-evaluación"/>
     <w:p>
       <w:pPr>
         <w:pStyle w:val="Heading1"/>
@@ -49601,7 +50772,7 @@
         <w:t xml:space="preserve">8. Métricas de evaluación</w:t>
       </w:r>
     </w:p>
-    <w:bookmarkStart w:id="149" w:name="fundamento-matemático-6"/>
+    <w:bookmarkStart w:id="170" w:name="fundamento-matemático-6"/>
     <w:p>
       <w:pPr>
         <w:pStyle w:val="Heading2"/>
@@ -49618,7 +50789,7 @@
         <w:t xml:space="preserve">La evaluación de modelos de regresión es crucial para comparar diferentes algoritmos y seleccionar el modelo óptimo. A diferencia de la clasificación (que usa accuracy, precision, recall), la regresión requiere métricas que cuantifiquen la magnitud del error de predicción.</w:t>
       </w:r>
     </w:p>
-    <w:bookmarkStart w:id="136" w:name="notación"/>
+    <w:bookmarkStart w:id="157" w:name="notación"/>
     <w:p>
       <w:pPr>
         <w:pStyle w:val="Heading3"/>
@@ -49802,8 +50973,8 @@
         <w:t xml:space="preserve">: Media de los valores reales</w:t>
       </w:r>
     </w:p>
-    <w:bookmarkEnd w:id="136"/>
-    <w:bookmarkStart w:id="137" w:name="mean-squared-error-mse"/>
+    <w:bookmarkEnd w:id="157"/>
+    <w:bookmarkStart w:id="158" w:name="mean-squared-error-mse"/>
     <w:p>
       <w:pPr>
         <w:pStyle w:val="Heading3"/>
@@ -50552,8 +51723,8 @@
         <w:t xml:space="preserve">: Cuando errores grandes son particularmente indeseables y los datos no tienen outliers extremos.</w:t>
       </w:r>
     </w:p>
-    <w:bookmarkEnd w:id="137"/>
-    <w:bookmarkStart w:id="138" w:name="root-mean-squared-error-rmse"/>
+    <w:bookmarkEnd w:id="158"/>
+    <w:bookmarkStart w:id="159" w:name="root-mean-squared-error-rmse"/>
     <w:p>
       <w:pPr>
         <w:pStyle w:val="Heading3"/>
@@ -51037,8 +52208,8 @@
         <w:t xml:space="preserve">).</w:t>
       </w:r>
     </w:p>
-    <w:bookmarkEnd w:id="138"/>
-    <w:bookmarkStart w:id="139" w:name="mean-absolute-error-mae"/>
+    <w:bookmarkEnd w:id="159"/>
+    <w:bookmarkStart w:id="160" w:name="mean-absolute-error-mae"/>
     <w:p>
       <w:pPr>
         <w:pStyle w:val="Heading3"/>
@@ -51526,8 +52697,8 @@
         <w:t xml:space="preserve">: Cuando hay outliers o cuando todos los errores deben pesar igual independiente de su magnitud.</w:t>
       </w:r>
     </w:p>
-    <w:bookmarkEnd w:id="139"/>
-    <w:bookmarkStart w:id="140" w:name="comparación-mae-vs-rmse"/>
+    <w:bookmarkEnd w:id="160"/>
+    <w:bookmarkStart w:id="161" w:name="comparación-mae-vs-rmse"/>
     <w:p>
       <w:pPr>
         <w:pStyle w:val="Heading3"/>
@@ -51667,8 +52838,8 @@
         </m:oMath>
       </m:oMathPara>
     </w:p>
-    <w:bookmarkEnd w:id="140"/>
-    <w:bookmarkStart w:id="141" w:name="coeficiente-de-determinación-r²"/>
+    <w:bookmarkEnd w:id="161"/>
+    <w:bookmarkStart w:id="162" w:name="coeficiente-de-determinación-r²"/>
     <w:p>
       <w:pPr>
         <w:pStyle w:val="Heading3"/>
@@ -53076,8 +54247,8 @@
         <w:t xml:space="preserve">: Para reportar qué proporción de variabilidad se captura, especialmente en contextos académicos o cuando se comunica con no especialistas.</w:t>
       </w:r>
     </w:p>
-    <w:bookmarkEnd w:id="141"/>
-    <w:bookmarkStart w:id="142" w:name="r²-ajustado"/>
+    <w:bookmarkEnd w:id="162"/>
+    <w:bookmarkStart w:id="163" w:name="r²-ajustado"/>
     <w:p>
       <w:pPr>
         <w:pStyle w:val="Heading3"/>
@@ -53811,8 +54982,8 @@
         <w:t xml:space="preserve">: Al comparar modelos con diferente número de variables, especialmente en regresión lineal clásica.</w:t>
       </w:r>
     </w:p>
-    <w:bookmarkEnd w:id="142"/>
-    <w:bookmarkStart w:id="143" w:name="mean-absolute-percentage-error-mape"/>
+    <w:bookmarkEnd w:id="163"/>
+    <w:bookmarkStart w:id="164" w:name="mean-absolute-percentage-error-mape"/>
     <w:p>
       <w:pPr>
         <w:pStyle w:val="Heading3"/>
@@ -54289,8 +55460,8 @@
         <w:t xml:space="preserve">: Cuando se necesita comparar performance en diferentes escalas o comunicar errores como porcentajes.</w:t>
       </w:r>
     </w:p>
-    <w:bookmarkEnd w:id="143"/>
-    <w:bookmarkStart w:id="144" w:name="median-absolute-error-medae"/>
+    <w:bookmarkEnd w:id="164"/>
+    <w:bookmarkStart w:id="165" w:name="median-absolute-error-medae"/>
     <w:p>
       <w:pPr>
         <w:pStyle w:val="Heading3"/>
@@ -54679,8 +55850,8 @@
         <w:t xml:space="preserve">: Cuando hay muchos outliers y se necesita una métrica muy robusta.</w:t>
       </w:r>
     </w:p>
-    <w:bookmarkEnd w:id="144"/>
-    <w:bookmarkStart w:id="145" w:name="elección-de-métrica-según-contexto"/>
+    <w:bookmarkEnd w:id="165"/>
+    <w:bookmarkStart w:id="166" w:name="elección-de-métrica-según-contexto"/>
     <w:p>
       <w:pPr>
         <w:pStyle w:val="Heading3"/>
@@ -54965,8 +56136,8 @@
         <w:t xml:space="preserve">No dominadas por observaciones extremas</w:t>
       </w:r>
     </w:p>
-    <w:bookmarkEnd w:id="145"/>
-    <w:bookmarkStart w:id="146" w:name="tabla-comparativa-de-métricas"/>
+    <w:bookmarkEnd w:id="166"/>
+    <w:bookmarkStart w:id="167" w:name="tabla-comparativa-de-métricas"/>
     <w:p>
       <w:pPr>
         <w:pStyle w:val="Heading3"/>
@@ -55688,8 +56859,8 @@
         </w:tc>
       </w:tr>
     </w:tbl>
-    <w:bookmarkEnd w:id="146"/>
-    <w:bookmarkStart w:id="147" w:name="relaciones-matemáticas-entre-métricas"/>
+    <w:bookmarkEnd w:id="167"/>
+    <w:bookmarkStart w:id="168" w:name="relaciones-matemáticas-entre-métricas"/>
     <w:p>
       <w:pPr>
         <w:pStyle w:val="Heading3"/>
@@ -56027,8 +57198,8 @@
         </m:oMath>
       </m:oMathPara>
     </w:p>
-    <w:bookmarkEnd w:id="147"/>
-    <w:bookmarkStart w:id="148" w:name="recomendaciones-prácticas-3"/>
+    <w:bookmarkEnd w:id="168"/>
+    <w:bookmarkStart w:id="169" w:name="recomendaciones-prácticas-3"/>
     <w:p>
       <w:pPr>
         <w:pStyle w:val="Heading3"/>
@@ -56181,9 +57352,9 @@
         <w:t xml:space="preserve">: Complementar con métricas específicas del negocio (ej: impacto económico de errores).</w:t>
       </w:r>
     </w:p>
-    <w:bookmarkEnd w:id="148"/>
-    <w:bookmarkEnd w:id="149"/>
-    <w:bookmarkStart w:id="150" w:name="implementación-de-métricas"/>
+    <w:bookmarkEnd w:id="169"/>
+    <w:bookmarkEnd w:id="170"/>
+    <w:bookmarkStart w:id="171" w:name="implementación-de-métricas"/>
     <w:p>
       <w:pPr>
         <w:pStyle w:val="Heading2"/>
@@ -57913,9 +59084,365 @@
         <w:t xml:space="preserve">))</w:t>
       </w:r>
     </w:p>
-    <w:bookmarkEnd w:id="150"/>
-    <w:bookmarkEnd w:id="151"/>
-    <w:bookmarkStart w:id="153" w:name="comparación-de-modelos"/>
+    <w:p>
+      <w:pPr>
+        <w:pStyle w:val="SourceCode"/>
+      </w:pPr>
+      <w:r>
+        <w:br/>
+      </w:r>
+      <w:r>
+        <w:rPr>
+          <w:rStyle w:val="VerbatimChar"/>
+        </w:rPr>
+        <w:t xml:space="preserve">MÉTRICAS DE EVALUACIÓN - CONJUNTO DE PRUEBA</w:t>
+      </w:r>
+      <w:r>
+        <w:br/>
+      </w:r>
+      <w:r>
+        <w:rPr>
+          <w:rStyle w:val="VerbatimChar"/>
+        </w:rPr>
+        <w:t xml:space="preserve">======================================================================</w:t>
+      </w:r>
+      <w:r>
+        <w:br/>
+      </w:r>
+      <w:r>
+        <w:br/>
+      </w:r>
+      <w:r>
+        <w:rPr>
+          <w:rStyle w:val="VerbatimChar"/>
+        </w:rPr>
+        <w:t xml:space="preserve">OLS</w:t>
+      </w:r>
+      <w:r>
+        <w:br/>
+      </w:r>
+      <w:r>
+        <w:rPr>
+          <w:rStyle w:val="VerbatimChar"/>
+        </w:rPr>
+        <w:t xml:space="preserve">--------------------------------------------------</w:t>
+      </w:r>
+      <w:r>
+        <w:br/>
+      </w:r>
+      <w:r>
+        <w:rPr>
+          <w:rStyle w:val="VerbatimChar"/>
+        </w:rPr>
+        <w:t xml:space="preserve">  MSE:          1.0902</w:t>
+      </w:r>
+      <w:r>
+        <w:br/>
+      </w:r>
+      <w:r>
+        <w:rPr>
+          <w:rStyle w:val="VerbatimChar"/>
+        </w:rPr>
+        <w:t xml:space="preserve">  RMSE:         1.0441</w:t>
+      </w:r>
+      <w:r>
+        <w:br/>
+      </w:r>
+      <w:r>
+        <w:rPr>
+          <w:rStyle w:val="VerbatimChar"/>
+        </w:rPr>
+        <w:t xml:space="preserve">  MAE:          0.8652</w:t>
+      </w:r>
+      <w:r>
+        <w:br/>
+      </w:r>
+      <w:r>
+        <w:rPr>
+          <w:rStyle w:val="VerbatimChar"/>
+        </w:rPr>
+        <w:t xml:space="preserve">  R²:           0.8480</w:t>
+      </w:r>
+      <w:r>
+        <w:br/>
+      </w:r>
+      <w:r>
+        <w:rPr>
+          <w:rStyle w:val="VerbatimChar"/>
+        </w:rPr>
+        <w:t xml:space="preserve">  R² Ajustado:  0.8427</w:t>
+      </w:r>
+      <w:r>
+        <w:br/>
+      </w:r>
+      <w:r>
+        <w:br/>
+      </w:r>
+      <w:r>
+        <w:rPr>
+          <w:rStyle w:val="VerbatimChar"/>
+        </w:rPr>
+        <w:t xml:space="preserve">Ridge</w:t>
+      </w:r>
+      <w:r>
+        <w:br/>
+      </w:r>
+      <w:r>
+        <w:rPr>
+          <w:rStyle w:val="VerbatimChar"/>
+        </w:rPr>
+        <w:t xml:space="preserve">--------------------------------------------------</w:t>
+      </w:r>
+      <w:r>
+        <w:br/>
+      </w:r>
+      <w:r>
+        <w:rPr>
+          <w:rStyle w:val="VerbatimChar"/>
+        </w:rPr>
+        <w:t xml:space="preserve">  MSE:          1.0902</w:t>
+      </w:r>
+      <w:r>
+        <w:br/>
+      </w:r>
+      <w:r>
+        <w:rPr>
+          <w:rStyle w:val="VerbatimChar"/>
+        </w:rPr>
+        <w:t xml:space="preserve">  RMSE:         1.0441</w:t>
+      </w:r>
+      <w:r>
+        <w:br/>
+      </w:r>
+      <w:r>
+        <w:rPr>
+          <w:rStyle w:val="VerbatimChar"/>
+        </w:rPr>
+        <w:t xml:space="preserve">  MAE:          0.8652</w:t>
+      </w:r>
+      <w:r>
+        <w:br/>
+      </w:r>
+      <w:r>
+        <w:rPr>
+          <w:rStyle w:val="VerbatimChar"/>
+        </w:rPr>
+        <w:t xml:space="preserve">  R²:           0.8480</w:t>
+      </w:r>
+      <w:r>
+        <w:br/>
+      </w:r>
+      <w:r>
+        <w:rPr>
+          <w:rStyle w:val="VerbatimChar"/>
+        </w:rPr>
+        <w:t xml:space="preserve">  R² Ajustado:  0.8427</w:t>
+      </w:r>
+      <w:r>
+        <w:br/>
+      </w:r>
+      <w:r>
+        <w:br/>
+      </w:r>
+      <w:r>
+        <w:rPr>
+          <w:rStyle w:val="VerbatimChar"/>
+        </w:rPr>
+        <w:t xml:space="preserve">Lasso</w:t>
+      </w:r>
+      <w:r>
+        <w:br/>
+      </w:r>
+      <w:r>
+        <w:rPr>
+          <w:rStyle w:val="VerbatimChar"/>
+        </w:rPr>
+        <w:t xml:space="preserve">--------------------------------------------------</w:t>
+      </w:r>
+      <w:r>
+        <w:br/>
+      </w:r>
+      <w:r>
+        <w:rPr>
+          <w:rStyle w:val="VerbatimChar"/>
+        </w:rPr>
+        <w:t xml:space="preserve">  MSE:          1.0907</w:t>
+      </w:r>
+      <w:r>
+        <w:br/>
+      </w:r>
+      <w:r>
+        <w:rPr>
+          <w:rStyle w:val="VerbatimChar"/>
+        </w:rPr>
+        <w:t xml:space="preserve">  RMSE:         1.0443</w:t>
+      </w:r>
+      <w:r>
+        <w:br/>
+      </w:r>
+      <w:r>
+        <w:rPr>
+          <w:rStyle w:val="VerbatimChar"/>
+        </w:rPr>
+        <w:t xml:space="preserve">  MAE:          0.8654</w:t>
+      </w:r>
+      <w:r>
+        <w:br/>
+      </w:r>
+      <w:r>
+        <w:rPr>
+          <w:rStyle w:val="VerbatimChar"/>
+        </w:rPr>
+        <w:t xml:space="preserve">  R²:           0.8479</w:t>
+      </w:r>
+      <w:r>
+        <w:br/>
+      </w:r>
+      <w:r>
+        <w:rPr>
+          <w:rStyle w:val="VerbatimChar"/>
+        </w:rPr>
+        <w:t xml:space="preserve">  R² Ajustado:  0.8426</w:t>
+      </w:r>
+      <w:r>
+        <w:br/>
+      </w:r>
+      <w:r>
+        <w:br/>
+      </w:r>
+      <w:r>
+        <w:rPr>
+          <w:rStyle w:val="VerbatimChar"/>
+        </w:rPr>
+        <w:t xml:space="preserve">KNN</w:t>
+      </w:r>
+      <w:r>
+        <w:br/>
+      </w:r>
+      <w:r>
+        <w:rPr>
+          <w:rStyle w:val="VerbatimChar"/>
+        </w:rPr>
+        <w:t xml:space="preserve">--------------------------------------------------</w:t>
+      </w:r>
+      <w:r>
+        <w:br/>
+      </w:r>
+      <w:r>
+        <w:rPr>
+          <w:rStyle w:val="VerbatimChar"/>
+        </w:rPr>
+        <w:t xml:space="preserve">  MSE:          1.5612</w:t>
+      </w:r>
+      <w:r>
+        <w:br/>
+      </w:r>
+      <w:r>
+        <w:rPr>
+          <w:rStyle w:val="VerbatimChar"/>
+        </w:rPr>
+        <w:t xml:space="preserve">  RMSE:         1.2495</w:t>
+      </w:r>
+      <w:r>
+        <w:br/>
+      </w:r>
+      <w:r>
+        <w:rPr>
+          <w:rStyle w:val="VerbatimChar"/>
+        </w:rPr>
+        <w:t xml:space="preserve">  MAE:          0.9792</w:t>
+      </w:r>
+      <w:r>
+        <w:br/>
+      </w:r>
+      <w:r>
+        <w:rPr>
+          <w:rStyle w:val="VerbatimChar"/>
+        </w:rPr>
+        <w:t xml:space="preserve">  R²:           0.7823</w:t>
+      </w:r>
+      <w:r>
+        <w:br/>
+      </w:r>
+      <w:r>
+        <w:rPr>
+          <w:rStyle w:val="VerbatimChar"/>
+        </w:rPr>
+        <w:t xml:space="preserve">  R² Ajustado:  0.7747</w:t>
+      </w:r>
+      <w:r>
+        <w:br/>
+      </w:r>
+      <w:r>
+        <w:br/>
+      </w:r>
+      <w:r>
+        <w:br/>
+      </w:r>
+      <w:r>
+        <w:rPr>
+          <w:rStyle w:val="VerbatimChar"/>
+        </w:rPr>
+        <w:t xml:space="preserve">TABLA COMPARATIVA</w:t>
+      </w:r>
+      <w:r>
+        <w:br/>
+      </w:r>
+      <w:r>
+        <w:rPr>
+          <w:rStyle w:val="VerbatimChar"/>
+        </w:rPr>
+        <w:t xml:space="preserve">======================================================================</w:t>
+      </w:r>
+      <w:r>
+        <w:br/>
+      </w:r>
+      <w:r>
+        <w:rPr>
+          <w:rStyle w:val="VerbatimChar"/>
+        </w:rPr>
+        <w:t xml:space="preserve">modelo      mse     rmse      mae       r2   r2_adj</w:t>
+      </w:r>
+      <w:r>
+        <w:br/>
+      </w:r>
+      <w:r>
+        <w:rPr>
+          <w:rStyle w:val="VerbatimChar"/>
+        </w:rPr>
+        <w:t xml:space="preserve">   OLS 1.090161 1.044108 0.865203 0.848011 0.842678</w:t>
+      </w:r>
+      <w:r>
+        <w:br/>
+      </w:r>
+      <w:r>
+        <w:rPr>
+          <w:rStyle w:val="VerbatimChar"/>
+        </w:rPr>
+        <w:t xml:space="preserve"> Ridge 1.090163 1.044109 0.865204 0.848011 0.842678</w:t>
+      </w:r>
+      <w:r>
+        <w:br/>
+      </w:r>
+      <w:r>
+        <w:rPr>
+          <w:rStyle w:val="VerbatimChar"/>
+        </w:rPr>
+        <w:t xml:space="preserve"> Lasso 1.090653 1.044343 0.865375 0.847943 0.842607</w:t>
+      </w:r>
+      <w:r>
+        <w:br/>
+      </w:r>
+      <w:r>
+        <w:rPr>
+          <w:rStyle w:val="VerbatimChar"/>
+        </w:rPr>
+        <w:t xml:space="preserve">   KNN 1.561182 1.249473 0.979177 0.782342 0.774705</w:t>
+      </w:r>
+    </w:p>
+    <w:bookmarkEnd w:id="171"/>
+    <w:bookmarkEnd w:id="172"/>
+    <w:bookmarkStart w:id="177" w:name="comparación-de-modelos"/>
     <w:p>
       <w:pPr>
         <w:pStyle w:val="Heading1"/>
@@ -57924,7 +59451,7 @@
         <w:t xml:space="preserve">9. Comparación de modelos</w:t>
       </w:r>
     </w:p>
-    <w:bookmarkStart w:id="152" w:name="tabla-y-visualización-comparativa"/>
+    <w:bookmarkStart w:id="176" w:name="tabla-y-visualización-comparativa"/>
     <w:p>
       <w:pPr>
         <w:pStyle w:val="Heading2"/>
@@ -59693,9 +61220,79 @@
         <w:t xml:space="preserve">)</w:t>
       </w:r>
     </w:p>
-    <w:bookmarkEnd w:id="152"/>
-    <w:bookmarkEnd w:id="153"/>
-    <w:bookmarkStart w:id="156" w:name="aplicaciones-económicas"/>
+    <w:p>
+      <w:pPr>
+        <w:pStyle w:val="SourceCode"/>
+      </w:pPr>
+      <w:r>
+        <w:br/>
+      </w:r>
+      <w:r>
+        <w:rPr>
+          <w:rStyle w:val="VerbatimChar"/>
+        </w:rPr>
+        <w:t xml:space="preserve">Comparación guardada como 'model_comparison.png'</w:t>
+      </w:r>
+      <w:r>
+        <w:br/>
+      </w:r>
+      <w:r>
+        <w:rPr>
+          <w:rStyle w:val="VerbatimChar"/>
+        </w:rPr>
+        <w:t xml:space="preserve">Tabla guardada como 'metricas_comparacion.csv'</w:t>
+      </w:r>
+    </w:p>
+    <w:p>
+      <w:pPr>
+        <w:pStyle w:val="FirstParagraph"/>
+      </w:pPr>
+      <w:r>
+        <w:drawing>
+          <wp:inline>
+            <wp:extent cx="5943600" cy="4232698"/>
+            <wp:effectExtent b="0" l="0" r="0" t="0"/>
+            <wp:docPr descr="" title="" id="174" name="Picture"/>
+            <a:graphic>
+              <a:graphicData uri="http://schemas.openxmlformats.org/drawingml/2006/picture">
+                <pic:pic>
+                  <pic:nvPicPr>
+                    <pic:cNvPr descr="index_files/figure-docx/cell-16-output-2.png" id="175" name="Picture"/>
+                    <pic:cNvPicPr>
+                      <a:picLocks noChangeArrowheads="1" noChangeAspect="1"/>
+                    </pic:cNvPicPr>
+                  </pic:nvPicPr>
+                  <pic:blipFill>
+                    <a:blip r:embed="rId173"/>
+                    <a:stretch>
+                      <a:fillRect/>
+                    </a:stretch>
+                  </pic:blipFill>
+                  <pic:spPr bwMode="auto">
+                    <a:xfrm>
+                      <a:off x="0" y="0"/>
+                      <a:ext cx="5943600" cy="4232698"/>
+                    </a:xfrm>
+                    <a:prstGeom prst="rect">
+                      <a:avLst/>
+                    </a:prstGeom>
+                    <a:noFill/>
+                    <a:ln w="9525">
+                      <a:noFill/>
+                      <a:headEnd/>
+                      <a:tailEnd/>
+                    </a:ln>
+                  </pic:spPr>
+                </pic:pic>
+              </a:graphicData>
+            </a:graphic>
+          </wp:inline>
+        </w:drawing>
+      </w:r>
+    </w:p>
+    <w:bookmarkEnd w:id="176"/>
+    <w:bookmarkEnd w:id="177"/>
+    <w:bookmarkStart w:id="183" w:name="aplicaciones-económicas"/>
     <w:p>
       <w:pPr>
         <w:pStyle w:val="Heading1"/>
@@ -59704,7 +61301,7 @@
         <w:t xml:space="preserve">10. Aplicaciones económicas</w:t>
       </w:r>
     </w:p>
-    <w:bookmarkStart w:id="154" w:name="X609285074b3a655e642074c44577921c78249ef"/>
+    <w:bookmarkStart w:id="178" w:name="X609285074b3a655e642074c44577921c78249ef"/>
     <w:p>
       <w:pPr>
         <w:pStyle w:val="Heading2"/>
@@ -63549,8 +65146,583 @@
         <w:t xml:space="preserve">)</w:t>
       </w:r>
     </w:p>
-    <w:bookmarkEnd w:id="154"/>
-    <w:bookmarkStart w:id="155" w:name="aplicación-2-predicción-de-ventas"/>
+    <w:p>
+      <w:pPr>
+        <w:pStyle w:val="SourceCode"/>
+      </w:pPr>
+      <w:r>
+        <w:br/>
+      </w:r>
+      <w:r>
+        <w:br/>
+      </w:r>
+      <w:r>
+        <w:br/>
+      </w:r>
+      <w:r>
+        <w:rPr>
+          <w:rStyle w:val="VerbatimChar"/>
+        </w:rPr>
+        <w:t xml:space="preserve">APLICACIÓN: PREDICCIÓN DE PRECIOS DE VIVIENDA</w:t>
+      </w:r>
+      <w:r>
+        <w:br/>
+      </w:r>
+      <w:r>
+        <w:rPr>
+          <w:rStyle w:val="VerbatimChar"/>
+        </w:rPr>
+        <w:t xml:space="preserve">======================================================================</w:t>
+      </w:r>
+      <w:r>
+        <w:br/>
+      </w:r>
+      <w:r>
+        <w:br/>
+      </w:r>
+      <w:r>
+        <w:rPr>
+          <w:rStyle w:val="VerbatimChar"/>
+        </w:rPr>
+        <w:t xml:space="preserve">Dataset de viviendas:</w:t>
+      </w:r>
+      <w:r>
+        <w:br/>
+      </w:r>
+      <w:r>
+        <w:rPr>
+          <w:rStyle w:val="VerbatimChar"/>
+        </w:rPr>
+        <w:t xml:space="preserve">  Total viviendas: 500</w:t>
+      </w:r>
+      <w:r>
+        <w:br/>
+      </w:r>
+      <w:r>
+        <w:br/>
+      </w:r>
+      <w:r>
+        <w:rPr>
+          <w:rStyle w:val="VerbatimChar"/>
+        </w:rPr>
+        <w:t xml:space="preserve">Estadísticas de precio (miles de soles):</w:t>
+      </w:r>
+      <w:r>
+        <w:br/>
+      </w:r>
+      <w:r>
+        <w:rPr>
+          <w:rStyle w:val="VerbatimChar"/>
+        </w:rPr>
+        <w:t xml:space="preserve">count     500.000000</w:t>
+      </w:r>
+      <w:r>
+        <w:br/>
+      </w:r>
+      <w:r>
+        <w:rPr>
+          <w:rStyle w:val="VerbatimChar"/>
+        </w:rPr>
+        <w:t xml:space="preserve">mean     1137.639883</w:t>
+      </w:r>
+      <w:r>
+        <w:br/>
+      </w:r>
+      <w:r>
+        <w:rPr>
+          <w:rStyle w:val="VerbatimChar"/>
+        </w:rPr>
+        <w:t xml:space="preserve">std       394.316529</w:t>
+      </w:r>
+      <w:r>
+        <w:br/>
+      </w:r>
+      <w:r>
+        <w:rPr>
+          <w:rStyle w:val="VerbatimChar"/>
+        </w:rPr>
+        <w:t xml:space="preserve">min       273.313950</w:t>
+      </w:r>
+      <w:r>
+        <w:br/>
+      </w:r>
+      <w:r>
+        <w:rPr>
+          <w:rStyle w:val="VerbatimChar"/>
+        </w:rPr>
+        <w:t xml:space="preserve">25%       806.868893</w:t>
+      </w:r>
+      <w:r>
+        <w:br/>
+      </w:r>
+      <w:r>
+        <w:rPr>
+          <w:rStyle w:val="VerbatimChar"/>
+        </w:rPr>
+        <w:t xml:space="preserve">50%      1130.556820</w:t>
+      </w:r>
+      <w:r>
+        <w:br/>
+      </w:r>
+      <w:r>
+        <w:rPr>
+          <w:rStyle w:val="VerbatimChar"/>
+        </w:rPr>
+        <w:t xml:space="preserve">75%      1453.350005</w:t>
+      </w:r>
+      <w:r>
+        <w:br/>
+      </w:r>
+      <w:r>
+        <w:rPr>
+          <w:rStyle w:val="VerbatimChar"/>
+        </w:rPr>
+        <w:t xml:space="preserve">max      2089.835315</w:t>
+      </w:r>
+      <w:r>
+        <w:br/>
+      </w:r>
+      <w:r>
+        <w:rPr>
+          <w:rStyle w:val="VerbatimChar"/>
+        </w:rPr>
+        <w:t xml:space="preserve">Name: precio_miles, dtype: float64</w:t>
+      </w:r>
+      <w:r>
+        <w:br/>
+      </w:r>
+      <w:r>
+        <w:br/>
+      </w:r>
+      <w:r>
+        <w:br/>
+      </w:r>
+      <w:r>
+        <w:rPr>
+          <w:rStyle w:val="VerbatimChar"/>
+        </w:rPr>
+        <w:t xml:space="preserve">RESULTADOS DE MODELOS</w:t>
+      </w:r>
+      <w:r>
+        <w:br/>
+      </w:r>
+      <w:r>
+        <w:rPr>
+          <w:rStyle w:val="VerbatimChar"/>
+        </w:rPr>
+        <w:t xml:space="preserve">======================================================================</w:t>
+      </w:r>
+      <w:r>
+        <w:br/>
+      </w:r>
+      <w:r>
+        <w:br/>
+      </w:r>
+      <w:r>
+        <w:rPr>
+          <w:rStyle w:val="VerbatimChar"/>
+        </w:rPr>
+        <w:t xml:space="preserve">OLS:</w:t>
+      </w:r>
+      <w:r>
+        <w:br/>
+      </w:r>
+      <w:r>
+        <w:rPr>
+          <w:rStyle w:val="VerbatimChar"/>
+        </w:rPr>
+        <w:t xml:space="preserve">  R²:   0.9788</w:t>
+      </w:r>
+      <w:r>
+        <w:br/>
+      </w:r>
+      <w:r>
+        <w:rPr>
+          <w:rStyle w:val="VerbatimChar"/>
+        </w:rPr>
+        <w:t xml:space="preserve">  RMSE: 54.77 miles de soles</w:t>
+      </w:r>
+      <w:r>
+        <w:br/>
+      </w:r>
+      <w:r>
+        <w:rPr>
+          <w:rStyle w:val="VerbatimChar"/>
+        </w:rPr>
+        <w:t xml:space="preserve">  MAE:  42.88 miles de soles</w:t>
+      </w:r>
+      <w:r>
+        <w:br/>
+      </w:r>
+      <w:r>
+        <w:br/>
+      </w:r>
+      <w:r>
+        <w:rPr>
+          <w:rStyle w:val="VerbatimChar"/>
+        </w:rPr>
+        <w:t xml:space="preserve">Ridge:</w:t>
+      </w:r>
+      <w:r>
+        <w:br/>
+      </w:r>
+      <w:r>
+        <w:rPr>
+          <w:rStyle w:val="VerbatimChar"/>
+        </w:rPr>
+        <w:t xml:space="preserve">  R²:   0.9794</w:t>
+      </w:r>
+      <w:r>
+        <w:br/>
+      </w:r>
+      <w:r>
+        <w:rPr>
+          <w:rStyle w:val="VerbatimChar"/>
+        </w:rPr>
+        <w:t xml:space="preserve">  RMSE: 54.01 miles de soles</w:t>
+      </w:r>
+      <w:r>
+        <w:br/>
+      </w:r>
+      <w:r>
+        <w:rPr>
+          <w:rStyle w:val="VerbatimChar"/>
+        </w:rPr>
+        <w:t xml:space="preserve">  MAE:  43.23 miles de soles</w:t>
+      </w:r>
+      <w:r>
+        <w:br/>
+      </w:r>
+      <w:r>
+        <w:br/>
+      </w:r>
+      <w:r>
+        <w:rPr>
+          <w:rStyle w:val="VerbatimChar"/>
+        </w:rPr>
+        <w:t xml:space="preserve">Lasso:</w:t>
+      </w:r>
+      <w:r>
+        <w:br/>
+      </w:r>
+      <w:r>
+        <w:rPr>
+          <w:rStyle w:val="VerbatimChar"/>
+        </w:rPr>
+        <w:t xml:space="preserve">  R²:   0.9795</w:t>
+      </w:r>
+      <w:r>
+        <w:br/>
+      </w:r>
+      <w:r>
+        <w:rPr>
+          <w:rStyle w:val="VerbatimChar"/>
+        </w:rPr>
+        <w:t xml:space="preserve">  RMSE: 53.81 miles de soles</w:t>
+      </w:r>
+      <w:r>
+        <w:br/>
+      </w:r>
+      <w:r>
+        <w:rPr>
+          <w:rStyle w:val="VerbatimChar"/>
+        </w:rPr>
+        <w:t xml:space="preserve">  MAE:  42.35 miles de soles</w:t>
+      </w:r>
+      <w:r>
+        <w:br/>
+      </w:r>
+      <w:r>
+        <w:br/>
+      </w:r>
+      <w:r>
+        <w:rPr>
+          <w:rStyle w:val="VerbatimChar"/>
+        </w:rPr>
+        <w:t xml:space="preserve">Random Forest:</w:t>
+      </w:r>
+      <w:r>
+        <w:br/>
+      </w:r>
+      <w:r>
+        <w:rPr>
+          <w:rStyle w:val="VerbatimChar"/>
+        </w:rPr>
+        <w:t xml:space="preserve">  R²:   0.9544</w:t>
+      </w:r>
+      <w:r>
+        <w:br/>
+      </w:r>
+      <w:r>
+        <w:rPr>
+          <w:rStyle w:val="VerbatimChar"/>
+        </w:rPr>
+        <w:t xml:space="preserve">  RMSE: 80.31 miles de soles</w:t>
+      </w:r>
+      <w:r>
+        <w:br/>
+      </w:r>
+      <w:r>
+        <w:rPr>
+          <w:rStyle w:val="VerbatimChar"/>
+        </w:rPr>
+        <w:t xml:space="preserve">  MAE:  67.31 miles de soles</w:t>
+      </w:r>
+      <w:r>
+        <w:br/>
+      </w:r>
+      <w:r>
+        <w:br/>
+      </w:r>
+      <w:r>
+        <w:br/>
+      </w:r>
+      <w:r>
+        <w:rPr>
+          <w:rStyle w:val="VerbatimChar"/>
+        </w:rPr>
+        <w:t xml:space="preserve">IMPORTANCIA DE CARACTERÍSTICAS (Random Forest)</w:t>
+      </w:r>
+      <w:r>
+        <w:br/>
+      </w:r>
+      <w:r>
+        <w:rPr>
+          <w:rStyle w:val="VerbatimChar"/>
+        </w:rPr>
+        <w:t xml:space="preserve">======================================================================</w:t>
+      </w:r>
+      <w:r>
+        <w:br/>
+      </w:r>
+      <w:r>
+        <w:rPr>
+          <w:rStyle w:val="VerbatimChar"/>
+        </w:rPr>
+        <w:t xml:space="preserve">  area_m2                   0.8669 ██████████████████████████████████████████████████████████████████████████████████████</w:t>
+      </w:r>
+      <w:r>
+        <w:br/>
+      </w:r>
+      <w:r>
+        <w:rPr>
+          <w:rStyle w:val="VerbatimChar"/>
+        </w:rPr>
+        <w:t xml:space="preserve">  area_jardin_m2            0.0562 █████</w:t>
+      </w:r>
+      <w:r>
+        <w:br/>
+      </w:r>
+      <w:r>
+        <w:rPr>
+          <w:rStyle w:val="VerbatimChar"/>
+        </w:rPr>
+        <w:t xml:space="preserve">  distancia_centro_km       0.0348 ███</w:t>
+      </w:r>
+      <w:r>
+        <w:br/>
+      </w:r>
+      <w:r>
+        <w:rPr>
+          <w:rStyle w:val="VerbatimChar"/>
+        </w:rPr>
+        <w:t xml:space="preserve">  num_habitaciones          0.0192 █</w:t>
+      </w:r>
+      <w:r>
+        <w:br/>
+      </w:r>
+      <w:r>
+        <w:rPr>
+          <w:rStyle w:val="VerbatimChar"/>
+        </w:rPr>
+        <w:t xml:space="preserve">  antiguedad_anos           0.0105 █</w:t>
+      </w:r>
+      <w:r>
+        <w:br/>
+      </w:r>
+      <w:r>
+        <w:rPr>
+          <w:rStyle w:val="VerbatimChar"/>
+        </w:rPr>
+        <w:t xml:space="preserve">  piso                      0.0054 </w:t>
+      </w:r>
+      <w:r>
+        <w:br/>
+      </w:r>
+      <w:r>
+        <w:rPr>
+          <w:rStyle w:val="VerbatimChar"/>
+        </w:rPr>
+        <w:t xml:space="preserve">  tiene_cochera             0.0039 </w:t>
+      </w:r>
+      <w:r>
+        <w:br/>
+      </w:r>
+      <w:r>
+        <w:rPr>
+          <w:rStyle w:val="VerbatimChar"/>
+        </w:rPr>
+        <w:t xml:space="preserve">  num_banos                 0.0030 </w:t>
+      </w:r>
+      <w:r>
+        <w:br/>
+      </w:r>
+      <w:r>
+        <w:br/>
+      </w:r>
+      <w:r>
+        <w:br/>
+      </w:r>
+      <w:r>
+        <w:rPr>
+          <w:rStyle w:val="VerbatimChar"/>
+        </w:rPr>
+        <w:t xml:space="preserve">EJEMPLO DE PREDICCIÓN</w:t>
+      </w:r>
+      <w:r>
+        <w:br/>
+      </w:r>
+      <w:r>
+        <w:rPr>
+          <w:rStyle w:val="VerbatimChar"/>
+        </w:rPr>
+        <w:t xml:space="preserve">======================================================================</w:t>
+      </w:r>
+      <w:r>
+        <w:br/>
+      </w:r>
+      <w:r>
+        <w:br/>
+      </w:r>
+      <w:r>
+        <w:rPr>
+          <w:rStyle w:val="VerbatimChar"/>
+        </w:rPr>
+        <w:t xml:space="preserve">Características de la vivienda:</w:t>
+      </w:r>
+      <w:r>
+        <w:br/>
+      </w:r>
+      <w:r>
+        <w:rPr>
+          <w:rStyle w:val="VerbatimChar"/>
+        </w:rPr>
+        <w:t xml:space="preserve">  area_m2: 150</w:t>
+      </w:r>
+      <w:r>
+        <w:br/>
+      </w:r>
+      <w:r>
+        <w:rPr>
+          <w:rStyle w:val="VerbatimChar"/>
+        </w:rPr>
+        <w:t xml:space="preserve">  num_habitaciones: 3</w:t>
+      </w:r>
+      <w:r>
+        <w:br/>
+      </w:r>
+      <w:r>
+        <w:rPr>
+          <w:rStyle w:val="VerbatimChar"/>
+        </w:rPr>
+        <w:t xml:space="preserve">  num_banos: 2</w:t>
+      </w:r>
+      <w:r>
+        <w:br/>
+      </w:r>
+      <w:r>
+        <w:rPr>
+          <w:rStyle w:val="VerbatimChar"/>
+        </w:rPr>
+        <w:t xml:space="preserve">  antiguedad_anos: 10</w:t>
+      </w:r>
+      <w:r>
+        <w:br/>
+      </w:r>
+      <w:r>
+        <w:rPr>
+          <w:rStyle w:val="VerbatimChar"/>
+        </w:rPr>
+        <w:t xml:space="preserve">  distancia_centro_km: 5</w:t>
+      </w:r>
+      <w:r>
+        <w:br/>
+      </w:r>
+      <w:r>
+        <w:rPr>
+          <w:rStyle w:val="VerbatimChar"/>
+        </w:rPr>
+        <w:t xml:space="preserve">  area_jardin_m2: 50</w:t>
+      </w:r>
+      <w:r>
+        <w:br/>
+      </w:r>
+      <w:r>
+        <w:rPr>
+          <w:rStyle w:val="VerbatimChar"/>
+        </w:rPr>
+        <w:t xml:space="preserve">  tiene_cochera: 1</w:t>
+      </w:r>
+      <w:r>
+        <w:br/>
+      </w:r>
+      <w:r>
+        <w:rPr>
+          <w:rStyle w:val="VerbatimChar"/>
+        </w:rPr>
+        <w:t xml:space="preserve">  piso: 3</w:t>
+      </w:r>
+      <w:r>
+        <w:br/>
+      </w:r>
+      <w:r>
+        <w:br/>
+      </w:r>
+      <w:r>
+        <w:rPr>
+          <w:rStyle w:val="VerbatimChar"/>
+        </w:rPr>
+        <w:t xml:space="preserve">Predicciones de precio (miles de soles):</w:t>
+      </w:r>
+      <w:r>
+        <w:br/>
+      </w:r>
+      <w:r>
+        <w:rPr>
+          <w:rStyle w:val="VerbatimChar"/>
+        </w:rPr>
+        <w:t xml:space="preserve">  OLS             S/ 1,088 mil</w:t>
+      </w:r>
+      <w:r>
+        <w:br/>
+      </w:r>
+      <w:r>
+        <w:rPr>
+          <w:rStyle w:val="VerbatimChar"/>
+        </w:rPr>
+        <w:t xml:space="preserve">  Ridge           S/ 1,089 mil</w:t>
+      </w:r>
+      <w:r>
+        <w:br/>
+      </w:r>
+      <w:r>
+        <w:rPr>
+          <w:rStyle w:val="VerbatimChar"/>
+        </w:rPr>
+        <w:t xml:space="preserve">  Lasso           S/ 1,085 mil</w:t>
+      </w:r>
+      <w:r>
+        <w:br/>
+      </w:r>
+      <w:r>
+        <w:rPr>
+          <w:rStyle w:val="VerbatimChar"/>
+        </w:rPr>
+        <w:t xml:space="preserve">  Random Forest   S/ 1,063 mil</w:t>
+      </w:r>
+    </w:p>
+    <w:bookmarkEnd w:id="178"/>
+    <w:bookmarkStart w:id="182" w:name="aplicación-2-predicción-de-ventas"/>
     <w:p>
       <w:pPr>
         <w:pStyle w:val="Heading2"/>
@@ -67344,9 +69516,352 @@
         <w:t xml:space="preserve">)</w:t>
       </w:r>
     </w:p>
-    <w:bookmarkEnd w:id="155"/>
-    <w:bookmarkEnd w:id="156"/>
-    <w:bookmarkStart w:id="158" w:name="ejercicios-prácticos"/>
+    <w:p>
+      <w:pPr>
+        <w:pStyle w:val="SourceCode"/>
+      </w:pPr>
+      <w:r>
+        <w:br/>
+      </w:r>
+      <w:r>
+        <w:br/>
+      </w:r>
+      <w:r>
+        <w:br/>
+      </w:r>
+      <w:r>
+        <w:rPr>
+          <w:rStyle w:val="VerbatimChar"/>
+        </w:rPr>
+        <w:t xml:space="preserve">APLICACIÓN: PREDICCIÓN DE VENTAS</w:t>
+      </w:r>
+      <w:r>
+        <w:br/>
+      </w:r>
+      <w:r>
+        <w:rPr>
+          <w:rStyle w:val="VerbatimChar"/>
+        </w:rPr>
+        <w:t xml:space="preserve">======================================================================</w:t>
+      </w:r>
+      <w:r>
+        <w:br/>
+      </w:r>
+      <w:r>
+        <w:br/>
+      </w:r>
+      <w:r>
+        <w:rPr>
+          <w:rStyle w:val="VerbatimChar"/>
+        </w:rPr>
+        <w:t xml:space="preserve">Dataset de ventas:</w:t>
+      </w:r>
+      <w:r>
+        <w:br/>
+      </w:r>
+      <w:r>
+        <w:rPr>
+          <w:rStyle w:val="VerbatimChar"/>
+        </w:rPr>
+        <w:t xml:space="preserve">  Total productos: 400</w:t>
+      </w:r>
+      <w:r>
+        <w:br/>
+      </w:r>
+      <w:r>
+        <w:br/>
+      </w:r>
+      <w:r>
+        <w:rPr>
+          <w:rStyle w:val="VerbatimChar"/>
+        </w:rPr>
+        <w:t xml:space="preserve">Estadísticas de ventas mensuales:</w:t>
+      </w:r>
+      <w:r>
+        <w:br/>
+      </w:r>
+      <w:r>
+        <w:rPr>
+          <w:rStyle w:val="VerbatimChar"/>
+        </w:rPr>
+        <w:t xml:space="preserve">count    400.000000</w:t>
+      </w:r>
+      <w:r>
+        <w:br/>
+      </w:r>
+      <w:r>
+        <w:rPr>
+          <w:rStyle w:val="VerbatimChar"/>
+        </w:rPr>
+        <w:t xml:space="preserve">mean     413.779329</w:t>
+      </w:r>
+      <w:r>
+        <w:br/>
+      </w:r>
+      <w:r>
+        <w:rPr>
+          <w:rStyle w:val="VerbatimChar"/>
+        </w:rPr>
+        <w:t xml:space="preserve">std      133.711254</w:t>
+      </w:r>
+      <w:r>
+        <w:br/>
+      </w:r>
+      <w:r>
+        <w:rPr>
+          <w:rStyle w:val="VerbatimChar"/>
+        </w:rPr>
+        <w:t xml:space="preserve">min       83.286944</w:t>
+      </w:r>
+      <w:r>
+        <w:br/>
+      </w:r>
+      <w:r>
+        <w:rPr>
+          <w:rStyle w:val="VerbatimChar"/>
+        </w:rPr>
+        <w:t xml:space="preserve">25%      316.421096</w:t>
+      </w:r>
+      <w:r>
+        <w:br/>
+      </w:r>
+      <w:r>
+        <w:rPr>
+          <w:rStyle w:val="VerbatimChar"/>
+        </w:rPr>
+        <w:t xml:space="preserve">50%      412.196200</w:t>
+      </w:r>
+      <w:r>
+        <w:br/>
+      </w:r>
+      <w:r>
+        <w:rPr>
+          <w:rStyle w:val="VerbatimChar"/>
+        </w:rPr>
+        <w:t xml:space="preserve">75%      514.370629</w:t>
+      </w:r>
+      <w:r>
+        <w:br/>
+      </w:r>
+      <w:r>
+        <w:rPr>
+          <w:rStyle w:val="VerbatimChar"/>
+        </w:rPr>
+        <w:t xml:space="preserve">max      799.735141</w:t>
+      </w:r>
+      <w:r>
+        <w:br/>
+      </w:r>
+      <w:r>
+        <w:rPr>
+          <w:rStyle w:val="VerbatimChar"/>
+        </w:rPr>
+        <w:t xml:space="preserve">Name: ventas_mensuales, dtype: float64</w:t>
+      </w:r>
+      <w:r>
+        <w:br/>
+      </w:r>
+      <w:r>
+        <w:br/>
+      </w:r>
+      <w:r>
+        <w:br/>
+      </w:r>
+      <w:r>
+        <w:rPr>
+          <w:rStyle w:val="VerbatimChar"/>
+        </w:rPr>
+        <w:t xml:space="preserve">REGRESIÓN POLINOMIAL PARA VENTAS</w:t>
+      </w:r>
+      <w:r>
+        <w:br/>
+      </w:r>
+      <w:r>
+        <w:rPr>
+          <w:rStyle w:val="VerbatimChar"/>
+        </w:rPr>
+        <w:t xml:space="preserve">======================================================================</w:t>
+      </w:r>
+      <w:r>
+        <w:br/>
+      </w:r>
+      <w:r>
+        <w:rPr>
+          <w:rStyle w:val="VerbatimChar"/>
+        </w:rPr>
+        <w:t xml:space="preserve">Modelo                    R²         RMSE            MAE            </w:t>
+      </w:r>
+      <w:r>
+        <w:br/>
+      </w:r>
+      <w:r>
+        <w:rPr>
+          <w:rStyle w:val="VerbatimChar"/>
+        </w:rPr>
+        <w:t xml:space="preserve">----------------------------------------------------------------------</w:t>
+      </w:r>
+      <w:r>
+        <w:br/>
+      </w:r>
+      <w:r>
+        <w:rPr>
+          <w:rStyle w:val="VerbatimChar"/>
+        </w:rPr>
+        <w:t xml:space="preserve">Lineal                    0.8470     50.32           40.20          </w:t>
+      </w:r>
+      <w:r>
+        <w:br/>
+      </w:r>
+      <w:r>
+        <w:rPr>
+          <w:rStyle w:val="VerbatimChar"/>
+        </w:rPr>
+        <w:t xml:space="preserve">Polinomial (grado 2)      0.8329     52.58           43.27          </w:t>
+      </w:r>
+      <w:r>
+        <w:br/>
+      </w:r>
+      <w:r>
+        <w:rPr>
+          <w:rStyle w:val="VerbatimChar"/>
+        </w:rPr>
+        <w:t xml:space="preserve">Ridge Polinomial          0.8417     51.18           42.40          </w:t>
+      </w:r>
+      <w:r>
+        <w:br/>
+      </w:r>
+      <w:r>
+        <w:rPr>
+          <w:rStyle w:val="VerbatimChar"/>
+        </w:rPr>
+        <w:t xml:space="preserve">Random Forest             0.7766     60.80           49.69          </w:t>
+      </w:r>
+      <w:r>
+        <w:br/>
+      </w:r>
+      <w:r>
+        <w:br/>
+      </w:r>
+      <w:r>
+        <w:br/>
+      </w:r>
+      <w:r>
+        <w:rPr>
+          <w:rStyle w:val="VerbatimChar"/>
+        </w:rPr>
+        <w:t xml:space="preserve">ANÁLISIS DE ELASTICIDAD PRECIO</w:t>
+      </w:r>
+      <w:r>
+        <w:br/>
+      </w:r>
+      <w:r>
+        <w:rPr>
+          <w:rStyle w:val="VerbatimChar"/>
+        </w:rPr>
+        <w:t xml:space="preserve">======================================================================</w:t>
+      </w:r>
+      <w:r>
+        <w:br/>
+      </w:r>
+      <w:r>
+        <w:br/>
+      </w:r>
+      <w:r>
+        <w:rPr>
+          <w:rStyle w:val="VerbatimChar"/>
+        </w:rPr>
+        <w:t xml:space="preserve">Curva de demanda guardada como 'curva_demanda.png'</w:t>
+      </w:r>
+      <w:r>
+        <w:br/>
+      </w:r>
+      <w:r>
+        <w:br/>
+      </w:r>
+      <w:r>
+        <w:rPr>
+          <w:rStyle w:val="VerbatimChar"/>
+        </w:rPr>
+        <w:t xml:space="preserve">Elasticidad precio en punto medio:</w:t>
+      </w:r>
+      <w:r>
+        <w:br/>
+      </w:r>
+      <w:r>
+        <w:rPr>
+          <w:rStyle w:val="VerbatimChar"/>
+        </w:rPr>
+        <w:t xml:space="preserve">  Precio: S/ 106.94</w:t>
+      </w:r>
+      <w:r>
+        <w:br/>
+      </w:r>
+      <w:r>
+        <w:rPr>
+          <w:rStyle w:val="VerbatimChar"/>
+        </w:rPr>
+        <w:t xml:space="preserve">  Elasticidad: -0.113</w:t>
+      </w:r>
+      <w:r>
+        <w:br/>
+      </w:r>
+      <w:r>
+        <w:rPr>
+          <w:rStyle w:val="VerbatimChar"/>
+        </w:rPr>
+        <w:t xml:space="preserve">  → Demanda inelástica (poco sensible al precio)</w:t>
+      </w:r>
+    </w:p>
+    <w:p>
+      <w:pPr>
+        <w:pStyle w:val="FirstParagraph"/>
+      </w:pPr>
+      <w:r>
+        <w:drawing>
+          <wp:inline>
+            <wp:extent cx="5943600" cy="3541134"/>
+            <wp:effectExtent b="0" l="0" r="0" t="0"/>
+            <wp:docPr descr="" title="" id="180" name="Picture"/>
+            <a:graphic>
+              <a:graphicData uri="http://schemas.openxmlformats.org/drawingml/2006/picture">
+                <pic:pic>
+                  <pic:nvPicPr>
+                    <pic:cNvPr descr="index_files/figure-docx/cell-18-output-2.png" id="181" name="Picture"/>
+                    <pic:cNvPicPr>
+                      <a:picLocks noChangeArrowheads="1" noChangeAspect="1"/>
+                    </pic:cNvPicPr>
+                  </pic:nvPicPr>
+                  <pic:blipFill>
+                    <a:blip r:embed="rId179"/>
+                    <a:stretch>
+                      <a:fillRect/>
+                    </a:stretch>
+                  </pic:blipFill>
+                  <pic:spPr bwMode="auto">
+                    <a:xfrm>
+                      <a:off x="0" y="0"/>
+                      <a:ext cx="5943600" cy="3541134"/>
+                    </a:xfrm>
+                    <a:prstGeom prst="rect">
+                      <a:avLst/>
+                    </a:prstGeom>
+                    <a:noFill/>
+                    <a:ln w="9525">
+                      <a:noFill/>
+                      <a:headEnd/>
+                      <a:tailEnd/>
+                    </a:ln>
+                  </pic:spPr>
+                </pic:pic>
+              </a:graphicData>
+            </a:graphic>
+          </wp:inline>
+        </w:drawing>
+      </w:r>
+    </w:p>
+    <w:bookmarkEnd w:id="182"/>
+    <w:bookmarkEnd w:id="183"/>
+    <w:bookmarkStart w:id="185" w:name="ejercicios-prácticos"/>
     <w:p>
       <w:pPr>
         <w:pStyle w:val="Heading1"/>
@@ -67355,7 +69870,7 @@
         <w:t xml:space="preserve">11. Ejercicios prácticos</w:t>
       </w:r>
     </w:p>
-    <w:bookmarkStart w:id="157" w:name="ejercicio-validación-cruzada"/>
+    <w:bookmarkStart w:id="184" w:name="ejercicio-validación-cruzada"/>
     <w:p>
       <w:pPr>
         <w:pStyle w:val="Heading2"/>
@@ -68719,9 +71234,137 @@
         <w:t xml:space="preserve">)</w:t>
       </w:r>
     </w:p>
-    <w:bookmarkEnd w:id="157"/>
-    <w:bookmarkEnd w:id="158"/>
-    <w:bookmarkStart w:id="159" w:name="conclusión"/>
+    <w:p>
+      <w:pPr>
+        <w:pStyle w:val="SourceCode"/>
+      </w:pPr>
+      <w:r>
+        <w:br/>
+      </w:r>
+      <w:r>
+        <w:br/>
+      </w:r>
+      <w:r>
+        <w:br/>
+      </w:r>
+      <w:r>
+        <w:rPr>
+          <w:rStyle w:val="VerbatimChar"/>
+        </w:rPr>
+        <w:t xml:space="preserve">EJERCICIO: VALIDACIÓN CRUZADA</w:t>
+      </w:r>
+      <w:r>
+        <w:br/>
+      </w:r>
+      <w:r>
+        <w:rPr>
+          <w:rStyle w:val="VerbatimChar"/>
+        </w:rPr>
+        <w:t xml:space="preserve">======================================================================</w:t>
+      </w:r>
+      <w:r>
+        <w:br/>
+      </w:r>
+      <w:r>
+        <w:br/>
+      </w:r>
+      <w:r>
+        <w:rPr>
+          <w:rStyle w:val="VerbatimChar"/>
+        </w:rPr>
+        <w:t xml:space="preserve">Validación cruzada (5-fold):</w:t>
+      </w:r>
+      <w:r>
+        <w:br/>
+      </w:r>
+      <w:r>
+        <w:rPr>
+          <w:rStyle w:val="VerbatimChar"/>
+        </w:rPr>
+        <w:t xml:space="preserve">Modelo               R² medio     R² std       RMSE medio     </w:t>
+      </w:r>
+      <w:r>
+        <w:br/>
+      </w:r>
+      <w:r>
+        <w:rPr>
+          <w:rStyle w:val="VerbatimChar"/>
+        </w:rPr>
+        <w:t xml:space="preserve">----------------------------------------------------------------------</w:t>
+      </w:r>
+      <w:r>
+        <w:br/>
+      </w:r>
+      <w:r>
+        <w:rPr>
+          <w:rStyle w:val="VerbatimChar"/>
+        </w:rPr>
+        <w:t xml:space="preserve">OLS                  0.8546       0.0204       1.0002         </w:t>
+      </w:r>
+      <w:r>
+        <w:br/>
+      </w:r>
+      <w:r>
+        <w:rPr>
+          <w:rStyle w:val="VerbatimChar"/>
+        </w:rPr>
+        <w:t xml:space="preserve">Ridge (α=1)          0.8547       0.0208       0.9999         </w:t>
+      </w:r>
+      <w:r>
+        <w:br/>
+      </w:r>
+      <w:r>
+        <w:rPr>
+          <w:rStyle w:val="VerbatimChar"/>
+        </w:rPr>
+        <w:t xml:space="preserve">Ridge (α=10)         0.8524       0.0247       1.0091         </w:t>
+      </w:r>
+      <w:r>
+        <w:br/>
+      </w:r>
+      <w:r>
+        <w:rPr>
+          <w:rStyle w:val="VerbatimChar"/>
+        </w:rPr>
+        <w:t xml:space="preserve">Lasso (α=0.1)        0.8525       0.0247       1.0087         </w:t>
+      </w:r>
+      <w:r>
+        <w:br/>
+      </w:r>
+      <w:r>
+        <w:rPr>
+          <w:rStyle w:val="VerbatimChar"/>
+        </w:rPr>
+        <w:t xml:space="preserve">Lasso (α=1)          0.5366       0.0332       1.7877         </w:t>
+      </w:r>
+      <w:r>
+        <w:br/>
+      </w:r>
+      <w:r>
+        <w:br/>
+      </w:r>
+      <w:r>
+        <w:br/>
+      </w:r>
+      <w:r>
+        <w:rPr>
+          <w:rStyle w:val="VerbatimChar"/>
+        </w:rPr>
+        <w:t xml:space="preserve">Mejor modelo según validación cruzada: Ridge (α=1)</w:t>
+      </w:r>
+      <w:r>
+        <w:br/>
+      </w:r>
+      <w:r>
+        <w:rPr>
+          <w:rStyle w:val="VerbatimChar"/>
+        </w:rPr>
+        <w:t xml:space="preserve">(Balance entre performance y generalización)</w:t>
+      </w:r>
+    </w:p>
+    <w:bookmarkEnd w:id="184"/>
+    <w:bookmarkEnd w:id="185"/>
+    <w:bookmarkStart w:id="186" w:name="conclusión"/>
     <w:p>
       <w:pPr>
         <w:pStyle w:val="Heading1"/>
@@ -68878,8 +71521,8 @@
         <w:t xml:space="preserve">Diferentes perspectivas del error. R² para varianza explicada. RMSE/MAE para magnitud del error.</w:t>
       </w:r>
     </w:p>
-    <w:bookmarkEnd w:id="159"/>
-    <w:bookmarkStart w:id="160" w:name="próximos-pasos"/>
+    <w:bookmarkEnd w:id="186"/>
+    <w:bookmarkStart w:id="187" w:name="próximos-pasos"/>
     <w:p>
       <w:pPr>
         <w:pStyle w:val="Heading1"/>
@@ -68956,8 +71599,8 @@
         <w:t xml:space="preserve">Bias-variance tradeoff</w:t>
       </w:r>
     </w:p>
-    <w:bookmarkEnd w:id="160"/>
-    <w:bookmarkStart w:id="161" w:name="recursos-adicionales"/>
+    <w:bookmarkEnd w:id="187"/>
+    <w:bookmarkStart w:id="188" w:name="recursos-adicionales"/>
     <w:p>
       <w:pPr>
         <w:pStyle w:val="Heading1"/>
@@ -69022,8 +71665,8 @@
         <w:t xml:space="preserve">Applied Econometrics with Python</w:t>
       </w:r>
     </w:p>
-    <w:bookmarkEnd w:id="161"/>
-    <w:bookmarkStart w:id="188" w:name="publicaciones-similares"/>
+    <w:bookmarkEnd w:id="188"/>
+    <w:bookmarkStart w:id="217" w:name="publicaciones-similares"/>
     <w:p>
       <w:pPr>
         <w:pStyle w:val="Heading1"/>
@@ -69048,11 +71691,11 @@
           <w:numId w:val="1111"/>
         </w:numPr>
       </w:pPr>
-      <w:hyperlink r:id="rId162"/>
+      <w:hyperlink r:id="rId189"/>
       <w:r>
         <w:t xml:space="preserve"> </w:t>
       </w:r>
-      <w:hyperlink r:id="rId163">
+      <w:hyperlink r:id="rId190">
         <w:r>
           <w:rPr>
             <w:rStyle w:val="Hyperlink"/>
@@ -69069,11 +71712,11 @@
           <w:numId w:val="1111"/>
         </w:numPr>
       </w:pPr>
-      <w:hyperlink r:id="rId164"/>
+      <w:hyperlink r:id="rId191"/>
       <w:r>
         <w:t xml:space="preserve"> </w:t>
       </w:r>
-      <w:hyperlink r:id="rId165">
+      <w:hyperlink r:id="rId192">
         <w:r>
           <w:rPr>
             <w:rStyle w:val="Hyperlink"/>
@@ -69090,11 +71733,11 @@
           <w:numId w:val="1111"/>
         </w:numPr>
       </w:pPr>
-      <w:hyperlink r:id="rId166"/>
+      <w:hyperlink r:id="rId193"/>
       <w:r>
         <w:t xml:space="preserve"> </w:t>
       </w:r>
-      <w:hyperlink r:id="rId167">
+      <w:hyperlink r:id="rId194">
         <w:r>
           <w:rPr>
             <w:rStyle w:val="Hyperlink"/>
@@ -69111,11 +71754,11 @@
           <w:numId w:val="1111"/>
         </w:numPr>
       </w:pPr>
-      <w:hyperlink r:id="rId168"/>
+      <w:hyperlink r:id="rId195"/>
       <w:r>
         <w:t xml:space="preserve"> </w:t>
       </w:r>
-      <w:hyperlink r:id="rId169">
+      <w:hyperlink r:id="rId196">
         <w:r>
           <w:rPr>
             <w:rStyle w:val="Hyperlink"/>
@@ -69132,11 +71775,11 @@
           <w:numId w:val="1111"/>
         </w:numPr>
       </w:pPr>
-      <w:hyperlink r:id="rId170"/>
+      <w:hyperlink r:id="rId197"/>
       <w:r>
         <w:t xml:space="preserve"> </w:t>
       </w:r>
-      <w:hyperlink r:id="rId171">
+      <w:hyperlink r:id="rId198">
         <w:r>
           <w:rPr>
             <w:rStyle w:val="Hyperlink"/>
@@ -69153,11 +71796,11 @@
           <w:numId w:val="1111"/>
         </w:numPr>
       </w:pPr>
-      <w:hyperlink r:id="rId172"/>
+      <w:hyperlink r:id="rId199"/>
       <w:r>
         <w:t xml:space="preserve"> </w:t>
       </w:r>
-      <w:hyperlink r:id="rId173">
+      <w:hyperlink r:id="rId200">
         <w:r>
           <w:rPr>
             <w:rStyle w:val="Hyperlink"/>
@@ -69174,11 +71817,11 @@
           <w:numId w:val="1111"/>
         </w:numPr>
       </w:pPr>
-      <w:hyperlink r:id="rId174"/>
+      <w:hyperlink r:id="rId201"/>
       <w:r>
         <w:t xml:space="preserve"> </w:t>
       </w:r>
-      <w:hyperlink r:id="rId175">
+      <w:hyperlink r:id="rId202">
         <w:r>
           <w:rPr>
             <w:rStyle w:val="Hyperlink"/>
@@ -69195,11 +71838,11 @@
           <w:numId w:val="1111"/>
         </w:numPr>
       </w:pPr>
-      <w:hyperlink r:id="rId176"/>
+      <w:hyperlink r:id="rId203"/>
       <w:r>
         <w:t xml:space="preserve"> </w:t>
       </w:r>
-      <w:hyperlink r:id="rId177">
+      <w:hyperlink r:id="rId204">
         <w:r>
           <w:rPr>
             <w:rStyle w:val="Hyperlink"/>
@@ -69216,11 +71859,11 @@
           <w:numId w:val="1111"/>
         </w:numPr>
       </w:pPr>
-      <w:hyperlink r:id="rId178"/>
+      <w:hyperlink r:id="rId205"/>
       <w:r>
         <w:t xml:space="preserve"> </w:t>
       </w:r>
-      <w:hyperlink r:id="rId179">
+      <w:hyperlink r:id="rId206">
         <w:r>
           <w:rPr>
             <w:rStyle w:val="Hyperlink"/>
@@ -69237,11 +71880,11 @@
           <w:numId w:val="1111"/>
         </w:numPr>
       </w:pPr>
-      <w:hyperlink r:id="rId180"/>
+      <w:hyperlink r:id="rId207"/>
       <w:r>
         <w:t xml:space="preserve"> </w:t>
       </w:r>
-      <w:hyperlink r:id="rId181">
+      <w:hyperlink r:id="rId208">
         <w:r>
           <w:rPr>
             <w:rStyle w:val="Hyperlink"/>
@@ -69258,11 +71901,11 @@
           <w:numId w:val="1111"/>
         </w:numPr>
       </w:pPr>
-      <w:hyperlink r:id="rId182"/>
+      <w:hyperlink r:id="rId209"/>
       <w:r>
         <w:t xml:space="preserve"> </w:t>
       </w:r>
-      <w:hyperlink r:id="rId183">
+      <w:hyperlink r:id="rId210">
         <w:r>
           <w:rPr>
             <w:rStyle w:val="Hyperlink"/>
@@ -69279,11 +71922,11 @@
           <w:numId w:val="1111"/>
         </w:numPr>
       </w:pPr>
-      <w:hyperlink r:id="rId184"/>
+      <w:hyperlink r:id="rId211"/>
       <w:r>
         <w:t xml:space="preserve"> </w:t>
       </w:r>
-      <w:hyperlink r:id="rId185">
+      <w:hyperlink r:id="rId212">
         <w:r>
           <w:rPr>
             <w:rStyle w:val="Hyperlink"/>
@@ -69300,11 +71943,32 @@
           <w:numId w:val="1111"/>
         </w:numPr>
       </w:pPr>
-      <w:hyperlink r:id="rId186"/>
+      <w:hyperlink r:id="rId213"/>
       <w:r>
         <w:t xml:space="preserve"> </w:t>
       </w:r>
-      <w:hyperlink r:id="rId187">
+      <w:hyperlink r:id="rId214">
+        <w:r>
+          <w:rPr>
+            <w:rStyle w:val="Hyperlink"/>
+          </w:rPr>
+          <w:t xml:space="preserve">11 Validacion Cruzada Y Composicion Del Modelo Con Python</w:t>
+        </w:r>
+      </w:hyperlink>
+    </w:p>
+    <w:p>
+      <w:pPr>
+        <w:pStyle w:val="Compact"/>
+        <w:numPr>
+          <w:ilvl w:val="0"/>
+          <w:numId w:val="1111"/>
+        </w:numPr>
+      </w:pPr>
+      <w:hyperlink r:id="rId215"/>
+      <w:r>
+        <w:t xml:space="preserve"> </w:t>
+      </w:r>
+      <w:hyperlink r:id="rId216">
         <w:r>
           <w:rPr>
             <w:rStyle w:val="Hyperlink"/>
@@ -69321,7 +71985,7 @@
         <w:t xml:space="preserve">Esperamos que encuentres estas publicaciones igualmente interesantes y útiles. ¡Disfruta de la lectura!</w:t>
       </w:r>
     </w:p>
-    <w:bookmarkEnd w:id="188"/>
+    <w:bookmarkEnd w:id="217"/>
     <w:sectPr>
       <w:headerReference r:id="rId8" w:type="even"/>
       <w:headerReference r:id="rId9" w:type="default"/>
